--- a/ENTREGA/CVC_IAM_Analytics_Entrega_SYSTUR_v1.0.docx
+++ b/ENTREGA/CVC_IAM_Analytics_Entrega_SYSTUR_v1.0.docx
@@ -1216,7 +1216,7 @@
           <w:color w:val="16A085"/>
           <w:sz w:val="26"/>
         </w:rPr>
-        <w:t>5.1. Preparar a rede (uma vez)</w:t>
+        <w:t>5.1. Estrutura de pastas</w:t>
       </w:r>
     </w:p>
     <w:p>
@@ -1225,7 +1225,230 @@
           <w:i w:val="0"/>
           <w:sz w:val="21"/>
         </w:rPr>
-        <w:t>Extrair o pacote e copiar a pasta CVC_IAM_ANALYTICS para a raiz de rede (ex.: Z:\CVC\). O banco nasce vazio — será gerado no primeiro processamento.</w:t>
+        <w:t>Ao extrair o pacote, esta é a estrutura. As pastas em destaque são as que você usa no dia a dia (ENTRADA para depositar, DADOS para os resultados):</w:t>
+      </w:r>
+    </w:p>
+    <w:p>
+      <w:pPr>
+        <w:spacing w:after="120" w:before="80"/>
+        <w:shd w:val="clear" w:fill="EAF1F4"/>
+      </w:pPr>
+      <w:r>
+        <w:rPr>
+          <w:rFonts w:ascii="Consolas" w:hAnsi="Consolas"/>
+          <w:color w:val="1F2D5C"/>
+          <w:sz w:val="17"/>
+        </w:rPr>
+        <w:t>CVC_IAM_ANALYTICS/</w:t>
+      </w:r>
+      <w:r>
+        <w:br/>
+      </w:r>
+      <w:r>
+        <w:rPr>
+          <w:rFonts w:ascii="Consolas" w:hAnsi="Consolas"/>
+          <w:color w:val="1F2D5C"/>
+          <w:sz w:val="17"/>
+        </w:rPr>
+        <w:t>├── ENTRADA/                      &lt;- você COLOCA os arquivos aqui</w:t>
+      </w:r>
+      <w:r>
+        <w:br/>
+      </w:r>
+      <w:r>
+        <w:rPr>
+          <w:rFonts w:ascii="Consolas" w:hAnsi="Consolas"/>
+          <w:color w:val="1F2D5C"/>
+          <w:sz w:val="17"/>
+        </w:rPr>
+        <w:t>│   ├── RH/</w:t>
+      </w:r>
+      <w:r>
+        <w:br/>
+      </w:r>
+      <w:r>
+        <w:rPr>
+          <w:rFonts w:ascii="Consolas" w:hAnsi="Consolas"/>
+          <w:color w:val="1F2D5C"/>
+          <w:sz w:val="17"/>
+        </w:rPr>
+        <w:t>│   │   ├── ATIVOS/               &lt;- base de RH (funcionários ativos)</w:t>
+      </w:r>
+      <w:r>
+        <w:br/>
+      </w:r>
+      <w:r>
+        <w:rPr>
+          <w:rFonts w:ascii="Consolas" w:hAnsi="Consolas"/>
+          <w:color w:val="1F2D5C"/>
+          <w:sz w:val="17"/>
+        </w:rPr>
+        <w:t>│   │   └── DESLIGADOS/           (próxima fase)</w:t>
+      </w:r>
+      <w:r>
+        <w:br/>
+      </w:r>
+      <w:r>
+        <w:rPr>
+          <w:rFonts w:ascii="Consolas" w:hAnsi="Consolas"/>
+          <w:color w:val="1F2D5C"/>
+          <w:sz w:val="17"/>
+        </w:rPr>
+        <w:t>│   ├── MATRIZES/</w:t>
+      </w:r>
+      <w:r>
+        <w:br/>
+      </w:r>
+      <w:r>
+        <w:rPr>
+          <w:rFonts w:ascii="Consolas" w:hAnsi="Consolas"/>
+          <w:color w:val="1F2D5C"/>
+          <w:sz w:val="17"/>
+        </w:rPr>
+        <w:t>│   │   ├── ORGANIZACIONAL/       &lt;- Mapeamento CCO/CSC</w:t>
+      </w:r>
+      <w:r>
+        <w:br/>
+      </w:r>
+      <w:r>
+        <w:rPr>
+          <w:rFonts w:ascii="Consolas" w:hAnsi="Consolas"/>
+          <w:color w:val="1F2D5C"/>
+          <w:sz w:val="17"/>
+        </w:rPr>
+        <w:t>│   │   └── PERFIS_SISTEMAS/      &lt;- matriz de perfil por cargo (SYSTUR)</w:t>
+      </w:r>
+      <w:r>
+        <w:br/>
+      </w:r>
+      <w:r>
+        <w:rPr>
+          <w:rFonts w:ascii="Consolas" w:hAnsi="Consolas"/>
+          <w:color w:val="1F2D5C"/>
+          <w:sz w:val="17"/>
+        </w:rPr>
+        <w:t>│   └── SISTEMAS/</w:t>
+      </w:r>
+      <w:r>
+        <w:br/>
+      </w:r>
+      <w:r>
+        <w:rPr>
+          <w:rFonts w:ascii="Consolas" w:hAnsi="Consolas"/>
+          <w:color w:val="1F2D5C"/>
+          <w:sz w:val="17"/>
+        </w:rPr>
+        <w:t>│       ├── SYSTUR/               &lt;- extrato de acessos do SYSTUR</w:t>
+      </w:r>
+      <w:r>
+        <w:br/>
+      </w:r>
+      <w:r>
+        <w:rPr>
+          <w:rFonts w:ascii="Consolas" w:hAnsi="Consolas"/>
+          <w:color w:val="1F2D5C"/>
+          <w:sz w:val="17"/>
+        </w:rPr>
+        <w:t>│       ├── IC/ SIGOT/ SICA_RA/ ...   (próximas fases)</w:t>
+      </w:r>
+      <w:r>
+        <w:br/>
+      </w:r>
+      <w:r>
+        <w:rPr>
+          <w:rFonts w:ascii="Consolas" w:hAnsi="Consolas"/>
+          <w:color w:val="1F2D5C"/>
+          <w:sz w:val="17"/>
+        </w:rPr>
+        <w:t>├── DADOS/                        &lt;- o sistema GERA os resultados aqui</w:t>
+      </w:r>
+      <w:r>
+        <w:br/>
+      </w:r>
+      <w:r>
+        <w:rPr>
+          <w:rFonts w:ascii="Consolas" w:hAnsi="Consolas"/>
+          <w:color w:val="1F2D5C"/>
+          <w:sz w:val="17"/>
+        </w:rPr>
+        <w:t>│   ├── BANCO/                    -&gt; iam_analytics.db (gerado)</w:t>
+      </w:r>
+      <w:r>
+        <w:br/>
+      </w:r>
+      <w:r>
+        <w:rPr>
+          <w:rFonts w:ascii="Consolas" w:hAnsi="Consolas"/>
+          <w:color w:val="1F2D5C"/>
+          <w:sz w:val="17"/>
+        </w:rPr>
+        <w:t>│   ├── PROCESSADOS/              -&gt; arquivos já importados</w:t>
+      </w:r>
+      <w:r>
+        <w:br/>
+      </w:r>
+      <w:r>
+        <w:rPr>
+          <w:rFonts w:ascii="Consolas" w:hAnsi="Consolas"/>
+          <w:color w:val="1F2D5C"/>
+          <w:sz w:val="17"/>
+        </w:rPr>
+        <w:t>│   ├── ERROS/                    -&gt; arquivos rejeitados</w:t>
+      </w:r>
+      <w:r>
+        <w:br/>
+      </w:r>
+      <w:r>
+        <w:rPr>
+          <w:rFonts w:ascii="Consolas" w:hAnsi="Consolas"/>
+          <w:color w:val="1F2D5C"/>
+          <w:sz w:val="17"/>
+        </w:rPr>
+        <w:t>│   ├── SAIDAS/                   -&gt; relatórios</w:t>
+      </w:r>
+      <w:r>
+        <w:br/>
+      </w:r>
+      <w:r>
+        <w:rPr>
+          <w:rFonts w:ascii="Consolas" w:hAnsi="Consolas"/>
+          <w:color w:val="1F2D5C"/>
+          <w:sz w:val="17"/>
+        </w:rPr>
+        <w:t>│   └── LOGS/                     -&gt; logs de cada execução</w:t>
+      </w:r>
+      <w:r>
+        <w:br/>
+      </w:r>
+      <w:r>
+        <w:rPr>
+          <w:rFonts w:ascii="Consolas" w:hAnsi="Consolas"/>
+          <w:color w:val="1F2D5C"/>
+          <w:sz w:val="17"/>
+        </w:rPr>
+        <w:t>├── EXECUTAVEIS/                  &lt;- Processador.exe, visualizador.exe,</w:t>
+      </w:r>
+      <w:r>
+        <w:br/>
+      </w:r>
+      <w:r>
+        <w:rPr>
+          <w:rFonts w:ascii="Consolas" w:hAnsi="Consolas"/>
+          <w:color w:val="1F2D5C"/>
+          <w:sz w:val="17"/>
+        </w:rPr>
+        <w:t>│                                    CONFIG/, REPORT/, launcher/</w:t>
+      </w:r>
+      <w:r>
+        <w:br/>
+      </w:r>
+      <w:r>
+        <w:rPr>
+          <w:rFonts w:ascii="Consolas" w:hAnsi="Consolas"/>
+          <w:color w:val="1F2D5C"/>
+          <w:sz w:val="17"/>
+        </w:rPr>
+        <w:t>└── INTERACOES/                   &lt;- ações dos usuários (automático)</w:t>
       </w:r>
     </w:p>
     <w:p>
@@ -1237,7 +1460,7 @@
           <w:color w:val="16A085"/>
           <w:sz w:val="26"/>
         </w:rPr>
-        <w:t>5.2. Depositar os arquivos</w:t>
+        <w:t>5.2. Onde colocar cada arquivo</w:t>
       </w:r>
     </w:p>
     <w:p>
@@ -1246,7 +1469,331 @@
           <w:i w:val="0"/>
           <w:sz w:val="21"/>
         </w:rPr>
-        <w:t>Colocar os arquivos atuais nas pastas de ENTRADA conforme a tabela do item 2.1.</w:t>
+        <w:t>Para a Fase 1 (SYSTUR) são quatro arquivos. Cada um vai na sua pasta. Os importadores aceitam .xlsx e .csv. As colunas esperadas são configuráveis em EXECUTAVEIS/CONFIG/config.xml:</w:t>
+      </w:r>
+    </w:p>
+    <w:tbl>
+      <w:tblPr>
+        <w:tblStyle w:val="TableGrid"/>
+        <w:tblW w:type="auto" w:w="0"/>
+        <w:jc w:val="center"/>
+        <w:tblLook w:firstColumn="1" w:firstRow="1" w:lastColumn="0" w:lastRow="0" w:noHBand="0" w:noVBand="1" w:val="04A0"/>
+      </w:tblPr>
+      <w:tblGrid>
+        <w:gridCol w:w="3216"/>
+        <w:gridCol w:w="3216"/>
+        <w:gridCol w:w="3216"/>
+      </w:tblGrid>
+      <w:tr>
+        <w:tc>
+          <w:tcPr>
+            <w:tcW w:type="dxa" w:w="3024"/>
+            <w:shd w:val="clear" w:fill="1F2D5C"/>
+          </w:tcPr>
+          <w:p>
+            <w:pPr>
+              <w:spacing w:after="40" w:before="40"/>
+            </w:pPr>
+            <w:r/>
+            <w:r>
+              <w:rPr>
+                <w:b/>
+                <w:color w:val="FFFFFF"/>
+                <w:sz w:val="20"/>
+              </w:rPr>
+              <w:t>Arquivo (exemplo)</w:t>
+            </w:r>
+          </w:p>
+        </w:tc>
+        <w:tc>
+          <w:tcPr>
+            <w:tcW w:type="dxa" w:w="2880"/>
+            <w:shd w:val="clear" w:fill="1F2D5C"/>
+          </w:tcPr>
+          <w:p>
+            <w:pPr>
+              <w:spacing w:after="40" w:before="40"/>
+            </w:pPr>
+            <w:r/>
+            <w:r>
+              <w:rPr>
+                <w:b/>
+                <w:color w:val="FFFFFF"/>
+                <w:sz w:val="20"/>
+              </w:rPr>
+              <w:t>Pasta de destino</w:t>
+            </w:r>
+          </w:p>
+        </w:tc>
+        <w:tc>
+          <w:tcPr>
+            <w:tcW w:type="dxa" w:w="4320"/>
+            <w:shd w:val="clear" w:fill="1F2D5C"/>
+          </w:tcPr>
+          <w:p>
+            <w:pPr>
+              <w:spacing w:after="40" w:before="40"/>
+            </w:pPr>
+            <w:r/>
+            <w:r>
+              <w:rPr>
+                <w:b/>
+                <w:color w:val="FFFFFF"/>
+                <w:sz w:val="20"/>
+              </w:rPr>
+              <w:t>Colunas esperadas</w:t>
+            </w:r>
+          </w:p>
+        </w:tc>
+      </w:tr>
+      <w:tr>
+        <w:tc>
+          <w:tcPr>
+            <w:tcW w:type="dxa" w:w="3024"/>
+          </w:tcPr>
+          <w:p>
+            <w:pPr>
+              <w:spacing w:after="40" w:before="40"/>
+            </w:pPr>
+            <w:r/>
+            <w:r>
+              <w:rPr>
+                <w:b w:val="0"/>
+                <w:sz w:val="20"/>
+              </w:rPr>
+              <w:t>Base de RH ativos</w:t>
+              <w:br/>
+              <w:t>(ex.: PROJETOIAM.csv)</w:t>
+            </w:r>
+          </w:p>
+        </w:tc>
+        <w:tc>
+          <w:tcPr>
+            <w:tcW w:type="dxa" w:w="2880"/>
+          </w:tcPr>
+          <w:p>
+            <w:pPr>
+              <w:spacing w:after="40" w:before="40"/>
+            </w:pPr>
+            <w:r/>
+            <w:r>
+              <w:rPr>
+                <w:b w:val="0"/>
+                <w:sz w:val="20"/>
+              </w:rPr>
+              <w:t>ENTRADA/RH/ATIVOS</w:t>
+            </w:r>
+          </w:p>
+        </w:tc>
+        <w:tc>
+          <w:tcPr>
+            <w:tcW w:type="dxa" w:w="4320"/>
+          </w:tcPr>
+          <w:p>
+            <w:pPr>
+              <w:spacing w:after="40" w:before="40"/>
+            </w:pPr>
+            <w:r/>
+            <w:r>
+              <w:rPr>
+                <w:b w:val="0"/>
+                <w:sz w:val="20"/>
+              </w:rPr>
+              <w:t>MATRICULA, NOME, CPF, CARGO_CODIGO, CARGO_DESCRICAO, DEPARTAMENTO, CENTRO_CUSTO, DATA_ADMISSAO, EMAIL, SITUACAO</w:t>
+            </w:r>
+          </w:p>
+        </w:tc>
+      </w:tr>
+      <w:tr>
+        <w:tc>
+          <w:tcPr>
+            <w:tcW w:type="dxa" w:w="3024"/>
+            <w:shd w:val="clear" w:fill="EAF1F4"/>
+          </w:tcPr>
+          <w:p>
+            <w:pPr>
+              <w:spacing w:after="40" w:before="40"/>
+            </w:pPr>
+            <w:r/>
+            <w:r>
+              <w:rPr>
+                <w:b w:val="0"/>
+                <w:sz w:val="20"/>
+              </w:rPr>
+              <w:t>Mapeamento CCO/CSC</w:t>
+              <w:br/>
+              <w:t>(ex.: Mapeamento CCO_CSC.xlsx)</w:t>
+            </w:r>
+          </w:p>
+        </w:tc>
+        <w:tc>
+          <w:tcPr>
+            <w:tcW w:type="dxa" w:w="2880"/>
+            <w:shd w:val="clear" w:fill="EAF1F4"/>
+          </w:tcPr>
+          <w:p>
+            <w:pPr>
+              <w:spacing w:after="40" w:before="40"/>
+            </w:pPr>
+            <w:r/>
+            <w:r>
+              <w:rPr>
+                <w:b w:val="0"/>
+                <w:sz w:val="20"/>
+              </w:rPr>
+              <w:t>ENTRADA/MATRIZES/ORGANIZACIONAL</w:t>
+            </w:r>
+          </w:p>
+        </w:tc>
+        <w:tc>
+          <w:tcPr>
+            <w:tcW w:type="dxa" w:w="4320"/>
+            <w:shd w:val="clear" w:fill="EAF1F4"/>
+          </w:tcPr>
+          <w:p>
+            <w:pPr>
+              <w:spacing w:after="40" w:before="40"/>
+            </w:pPr>
+            <w:r/>
+            <w:r>
+              <w:rPr>
+                <w:b w:val="0"/>
+                <w:sz w:val="20"/>
+              </w:rPr>
+              <w:t>CARGO_CODIGO, CARGO_DESCRICAO, DEPARTAMENTO, CENTRO_CUSTO</w:t>
+            </w:r>
+          </w:p>
+        </w:tc>
+      </w:tr>
+      <w:tr>
+        <w:tc>
+          <w:tcPr>
+            <w:tcW w:type="dxa" w:w="3024"/>
+          </w:tcPr>
+          <w:p>
+            <w:pPr>
+              <w:spacing w:after="40" w:before="40"/>
+            </w:pPr>
+            <w:r/>
+            <w:r>
+              <w:rPr>
+                <w:b w:val="0"/>
+                <w:sz w:val="20"/>
+              </w:rPr>
+              <w:t>Matriz de perfil SYSTUR</w:t>
+              <w:br/>
+              <w:t>(ex.: MATRIZ DE PERFIL ... SYSTUR.xlsx)</w:t>
+            </w:r>
+          </w:p>
+        </w:tc>
+        <w:tc>
+          <w:tcPr>
+            <w:tcW w:type="dxa" w:w="2880"/>
+          </w:tcPr>
+          <w:p>
+            <w:pPr>
+              <w:spacing w:after="40" w:before="40"/>
+            </w:pPr>
+            <w:r/>
+            <w:r>
+              <w:rPr>
+                <w:b w:val="0"/>
+                <w:sz w:val="20"/>
+              </w:rPr>
+              <w:t>ENTRADA/MATRIZES/PERFIS_SISTEMAS</w:t>
+            </w:r>
+          </w:p>
+        </w:tc>
+        <w:tc>
+          <w:tcPr>
+            <w:tcW w:type="dxa" w:w="4320"/>
+          </w:tcPr>
+          <w:p>
+            <w:pPr>
+              <w:spacing w:after="40" w:before="40"/>
+            </w:pPr>
+            <w:r/>
+            <w:r>
+              <w:rPr>
+                <w:b w:val="0"/>
+                <w:sz w:val="20"/>
+              </w:rPr>
+              <w:t>CARGO_CODIGO, SISTEMA, PERFIL</w:t>
+            </w:r>
+          </w:p>
+        </w:tc>
+      </w:tr>
+      <w:tr>
+        <w:tc>
+          <w:tcPr>
+            <w:tcW w:type="dxa" w:w="3024"/>
+            <w:shd w:val="clear" w:fill="EAF1F4"/>
+          </w:tcPr>
+          <w:p>
+            <w:pPr>
+              <w:spacing w:after="40" w:before="40"/>
+            </w:pPr>
+            <w:r/>
+            <w:r>
+              <w:rPr>
+                <w:b w:val="0"/>
+                <w:sz w:val="20"/>
+              </w:rPr>
+              <w:t>Extrato de acessos SYSTUR</w:t>
+              <w:br/>
+              <w:t>(ex.: relatorio systur.xlsx)</w:t>
+            </w:r>
+          </w:p>
+        </w:tc>
+        <w:tc>
+          <w:tcPr>
+            <w:tcW w:type="dxa" w:w="2880"/>
+            <w:shd w:val="clear" w:fill="EAF1F4"/>
+          </w:tcPr>
+          <w:p>
+            <w:pPr>
+              <w:spacing w:after="40" w:before="40"/>
+            </w:pPr>
+            <w:r/>
+            <w:r>
+              <w:rPr>
+                <w:b w:val="0"/>
+                <w:sz w:val="20"/>
+              </w:rPr>
+              <w:t>ENTRADA/SISTEMAS/SYSTUR</w:t>
+            </w:r>
+          </w:p>
+        </w:tc>
+        <w:tc>
+          <w:tcPr>
+            <w:tcW w:type="dxa" w:w="4320"/>
+            <w:shd w:val="clear" w:fill="EAF1F4"/>
+          </w:tcPr>
+          <w:p>
+            <w:pPr>
+              <w:spacing w:after="40" w:before="40"/>
+            </w:pPr>
+            <w:r/>
+            <w:r>
+              <w:rPr>
+                <w:b w:val="0"/>
+                <w:sz w:val="20"/>
+              </w:rPr>
+              <w:t>USUARIO, NOME, PERFIL, SITUACAO, DATA_CRIACAO, ULTIMO_ACESSO</w:t>
+            </w:r>
+          </w:p>
+        </w:tc>
+      </w:tr>
+    </w:tbl>
+    <w:p/>
+    <w:p>
+      <w:r>
+        <w:rPr>
+          <w:i/>
+          <w:color w:val="5A6377"/>
+          <w:sz w:val="21"/>
+        </w:rPr>
+        <w:t>Dica: pode colocar mais de um arquivo na mesma pasta — o Processador lê todos. Após importar, cada arquivo é movido para uma subpasta PROCESSADOS dentro da própria pasta de origem.</w:t>
       </w:r>
     </w:p>
     <w:p>
@@ -1258,37 +1805,103 @@
           <w:color w:val="16A085"/>
           <w:sz w:val="26"/>
         </w:rPr>
-        <w:t>5.3. Primeiro processamento</w:t>
+        <w:t>5.3. Passo a passo</w:t>
       </w:r>
     </w:p>
     <w:p>
       <w:r>
         <w:rPr>
-          <w:i w:val="0"/>
+          <w:b/>
+          <w:color w:val="1F2D5C"/>
           <w:sz w:val="21"/>
         </w:rPr>
-        <w:t>Rodar o Processador.exe uma vez. Ao final: o banco iam_analytics.db é criado, os arquivos lidos vão para PROCESSADOS e o log fica em DADOS/LOGS.</w:t>
+        <w:t xml:space="preserve">Passo 1 — Preparar a rede (uma vez). </w:t>
       </w:r>
-    </w:p>
-    <w:p>
-      <w:pPr>
-        <w:pStyle w:val="Heading2"/>
-      </w:pPr>
       <w:r>
         <w:rPr>
-          <w:color w:val="16A085"/>
-          <w:sz w:val="26"/>
+          <w:sz w:val="21"/>
         </w:rPr>
-        <w:t>5.4. Abrir o painel</w:t>
+        <w:t>Extrair o pacote e copiar a pasta CVC_IAM_ANALYTICS para a raiz de rede (ex.: Z:\CVC\). O banco nasce vazio.</w:t>
       </w:r>
     </w:p>
     <w:p>
       <w:r>
         <w:rPr>
-          <w:i w:val="0"/>
+          <w:b/>
+          <w:color w:val="1F2D5C"/>
           <w:sz w:val="21"/>
         </w:rPr>
-        <w:t>Cada usuário copia a pasta EXECUTAVEIS para a sua máquina e roda o visualizador.exe. O painel abre no navegador (http://127.0.0.1:8800/). Atualizações na base aparecem ao reabrir/atualizar — mudanças no painel não exigem reprocessar.</w:t>
+        <w:t xml:space="preserve">Passo 2 — Depositar os arquivos. </w:t>
+      </w:r>
+      <w:r>
+        <w:rPr>
+          <w:sz w:val="21"/>
+        </w:rPr>
+        <w:t>Colocar os quatro arquivos nas pastas de ENTRADA conforme a tabela 5.2.</w:t>
+      </w:r>
+    </w:p>
+    <w:p>
+      <w:r>
+        <w:rPr>
+          <w:b/>
+          <w:color w:val="1F2D5C"/>
+          <w:sz w:val="21"/>
+        </w:rPr>
+        <w:t xml:space="preserve">Passo 3 — Rodar o Processador. </w:t>
+      </w:r>
+      <w:r>
+        <w:rPr>
+          <w:sz w:val="21"/>
+        </w:rPr>
+        <w:t>Executar EXECUTAVEIS\Processador.exe uma vez. Ao final: o banco iam_analytics.db é criado em DADOS/BANCO, os arquivos lidos vão para PROCESSADOS e o log fica em DADOS/LOGS. Arquivos com problema vão para ERROS.</w:t>
+      </w:r>
+    </w:p>
+    <w:p>
+      <w:r>
+        <w:rPr>
+          <w:b/>
+          <w:color w:val="1F2D5C"/>
+          <w:sz w:val="21"/>
+        </w:rPr>
+        <w:t xml:space="preserve">Passo 4 — Instalar o Visualizador em cada máquina. </w:t>
+      </w:r>
+      <w:r>
+        <w:rPr>
+          <w:sz w:val="21"/>
+        </w:rPr>
+        <w:t>Copiar a pasta EXECUTAVEIS para a máquina do usuário (ex.: C:\CVC\) e rodar o visualizador.exe de lá. Ele se auto-atualiza a partir da rede.</w:t>
+      </w:r>
+    </w:p>
+    <w:p>
+      <w:r>
+        <w:rPr>
+          <w:b/>
+          <w:color w:val="1F2D5C"/>
+          <w:sz w:val="21"/>
+        </w:rPr>
+        <w:t xml:space="preserve">Passo 5 — Abrir o painel. </w:t>
+      </w:r>
+      <w:r>
+        <w:rPr>
+          <w:sz w:val="21"/>
+        </w:rPr>
+        <w:t>O visualizador.exe abre o painel no navegador (http://127.0.0.1:8800/). Acompanhar e tratar as pendências pelas seis abas.</w:t>
+      </w:r>
+    </w:p>
+    <w:p>
+      <w:r>
+        <w:rPr>
+          <w:b/>
+          <w:color w:val="1F2D5C"/>
+          <w:sz w:val="21"/>
+        </w:rPr>
+        <w:t xml:space="preserve">Passo 6 — Atualizar o cenário. </w:t>
+      </w:r>
+      <w:r>
+        <w:rPr>
+          <w:sz w:val="21"/>
+        </w:rPr>
+        <w:t>Sempre que houver bases novas, repetir os passos 2 e 3 (depositar + Processador). Mudanças só no painel NÃO exigem reprocessar — basta reabrir/atualizar o Visualizador.</w:t>
       </w:r>
     </w:p>
     <w:p>

--- a/ENTREGA/CVC_IAM_Analytics_Entrega_SYSTUR_v1.0.docx
+++ b/ENTREGA/CVC_IAM_Analytics_Entrega_SYSTUR_v1.0.docx
@@ -1811,6 +1811,16 @@
     <w:p>
       <w:r>
         <w:rPr>
+          <w:i/>
+          <w:color w:val="1F2D5C"/>
+          <w:sz w:val="21"/>
+        </w:rPr>
+        <w:t>Importante: os programas NÃO rodam da rede. Cada máquina copia a pasta EXECUTAVEIS para o disco local e roda DE LÁ. A rede (Z:) guarda apenas os dados — o config aponta a raiz para Z:, então o programa local lê/grava na rede normalmente.</w:t>
+      </w:r>
+    </w:p>
+    <w:p>
+      <w:r>
+        <w:rPr>
           <w:b/>
           <w:color w:val="1F2D5C"/>
           <w:sz w:val="21"/>
@@ -1821,7 +1831,7 @@
         <w:rPr>
           <w:sz w:val="21"/>
         </w:rPr>
-        <w:t>Extrair o pacote e copiar a pasta CVC_IAM_ANALYTICS para a raiz de rede (ex.: Z:\CVC\). O banco nasce vazio.</w:t>
+        <w:t>Extrair o pacote e copiar a pasta CVC_IAM_ANALYTICS para a raiz de rede (ex.: Z:\CVC\). Fica Z:\CVC\CVC_IAM_ANALYTICS\. O banco nasce vazio.</w:t>
       </w:r>
     </w:p>
     <w:p>
@@ -1831,13 +1841,13 @@
           <w:color w:val="1F2D5C"/>
           <w:sz w:val="21"/>
         </w:rPr>
-        <w:t xml:space="preserve">Passo 2 — Depositar os arquivos. </w:t>
+        <w:t xml:space="preserve">Passo 2 — Copiar a pasta EXECUTAVEIS para o seu PC (cada máquina). </w:t>
       </w:r>
       <w:r>
         <w:rPr>
           <w:sz w:val="21"/>
         </w:rPr>
-        <w:t>Colocar os quatro arquivos nas pastas de ENTRADA conforme a tabela 5.2.</w:t>
+        <w:t>Copiar Z:\CVC\CVC_IAM_ANALYTICS\EXECUTAVEIS para um local no seu computador (ex.: C:\CVC\EXECUTAVEIS). Tanto o responsável pelo processamento quanto cada usuário do painel fazem isso e rodam da SUA cópia local. A rede continua sendo só o repositório dos dados.</w:t>
       </w:r>
     </w:p>
     <w:p>
@@ -1847,13 +1857,13 @@
           <w:color w:val="1F2D5C"/>
           <w:sz w:val="21"/>
         </w:rPr>
-        <w:t xml:space="preserve">Passo 3 — Rodar o Processador. </w:t>
+        <w:t xml:space="preserve">Passo 3 — Depositar os arquivos (na rede). </w:t>
       </w:r>
       <w:r>
         <w:rPr>
           <w:sz w:val="21"/>
         </w:rPr>
-        <w:t>Executar EXECUTAVEIS\Processador.exe uma vez. Ao final: o banco iam_analytics.db é criado em DADOS/BANCO, os arquivos lidos vão para PROCESSADOS e o log fica em DADOS/LOGS. Arquivos com problema vão para ERROS.</w:t>
+        <w:t>Colocar os quatro arquivos nas pastas de ENTRADA da rede, conforme a tabela 5.2.</w:t>
       </w:r>
     </w:p>
     <w:p>
@@ -1863,13 +1873,13 @@
           <w:color w:val="1F2D5C"/>
           <w:sz w:val="21"/>
         </w:rPr>
-        <w:t xml:space="preserve">Passo 4 — Instalar o Visualizador em cada máquina. </w:t>
+        <w:t xml:space="preserve">Passo 4 — Rodar o Processador (responsável). </w:t>
       </w:r>
       <w:r>
         <w:rPr>
           <w:sz w:val="21"/>
         </w:rPr>
-        <w:t>Copiar a pasta EXECUTAVEIS para a máquina do usuário (ex.: C:\CVC\) e rodar o visualizador.exe de lá. Ele se auto-atualiza a partir da rede.</w:t>
+        <w:t>Da SUA pasta EXECUTAVEIS local, executar o Processador.exe uma vez. Ele lê/grava na rede: cria o banco iam_analytics.db em DADOS/BANCO, move os arquivos lidos para PROCESSADOS, registra o log em DADOS/LOGS e manda para ERROS os arquivos com problema.</w:t>
       </w:r>
     </w:p>
     <w:p>
@@ -1879,13 +1889,13 @@
           <w:color w:val="1F2D5C"/>
           <w:sz w:val="21"/>
         </w:rPr>
-        <w:t xml:space="preserve">Passo 5 — Abrir o painel. </w:t>
+        <w:t xml:space="preserve">Passo 5 — Abrir o painel (cada usuário). </w:t>
       </w:r>
       <w:r>
         <w:rPr>
           <w:sz w:val="21"/>
         </w:rPr>
-        <w:t>O visualizador.exe abre o painel no navegador (http://127.0.0.1:8800/). Acompanhar e tratar as pendências pelas seis abas.</w:t>
+        <w:t>Da sua pasta EXECUTAVEIS local, dois cliques no visualizador.exe. Ele copia o banco da rede para um cache local e abre o painel no navegador (http://127.0.0.1:8800/). Acompanhar e tratar as pendências pelas seis abas.</w:t>
       </w:r>
     </w:p>
     <w:p>
@@ -1901,7 +1911,71 @@
         <w:rPr>
           <w:sz w:val="21"/>
         </w:rPr>
-        <w:t>Sempre que houver bases novas, repetir os passos 2 e 3 (depositar + Processador). Mudanças só no painel NÃO exigem reprocessar — basta reabrir/atualizar o Visualizador.</w:t>
+        <w:t>Quando houver bases novas, repetir os passos 3 e 4 (depositar + Processador). Mudanças só no painel NÃO exigem reprocessar — basta reabrir/atualizar o Visualizador.</w:t>
+      </w:r>
+    </w:p>
+    <w:p>
+      <w:pPr>
+        <w:pStyle w:val="Heading2"/>
+      </w:pPr>
+      <w:r>
+        <w:rPr>
+          <w:color w:val="16A085"/>
+          <w:sz w:val="26"/>
+        </w:rPr>
+        <w:t>5.4. Atualização automática (auto-update)</w:t>
+      </w:r>
+    </w:p>
+    <w:p>
+      <w:r>
+        <w:rPr>
+          <w:i w:val="0"/>
+          <w:sz w:val="21"/>
+        </w:rPr>
+        <w:t>Como cada máquina roda de uma cópia local, os executáveis se mantêm atualizados sozinhos a partir da rede — não é preciso reinstalar manualmente em cada PC quando sai uma versão nova:</w:t>
+      </w:r>
+    </w:p>
+    <w:p>
+      <w:pPr>
+        <w:pStyle w:val="ListBullet"/>
+      </w:pPr>
+      <w:r>
+        <w:rPr>
+          <w:sz w:val="21"/>
+        </w:rPr>
+        <w:t>ao abrir o visualizador.exe (ou rodar o Processador.exe) local, ele compara a versão do seu config com a versão da pasta EXECUTAVEIS na rede.</w:t>
+      </w:r>
+    </w:p>
+    <w:p>
+      <w:pPr>
+        <w:pStyle w:val="ListBullet"/>
+      </w:pPr>
+      <w:r>
+        <w:rPr>
+          <w:sz w:val="21"/>
+        </w:rPr>
+        <w:t>se a versão da rede for diferente, ele copia os arquivos novos da rede por cima da sua cópia local, renomeia o executável antigo para .old e reinicia já atualizado.</w:t>
+      </w:r>
+    </w:p>
+    <w:p>
+      <w:pPr>
+        <w:pStyle w:val="ListBullet"/>
+      </w:pPr>
+      <w:r>
+        <w:rPr>
+          <w:sz w:val="21"/>
+        </w:rPr>
+        <w:t>se a rede estiver indisponível no momento, ele segue rodando com a cópia local e tenta atualizar na próxima abertura.</w:t>
+      </w:r>
+    </w:p>
+    <w:p>
+      <w:r>
+        <w:rPr>
+          <w:i/>
+          <w:color w:val="5A6377"/>
+          <w:sz w:val="21"/>
+        </w:rPr>
+        <w:t>Para publicar uma nova versão para todos, basta atualizar a pasta EXECUTAVEIS na rede (Z:) — cada máquina se atualiza na próxima abertura.</w:t>
       </w:r>
     </w:p>
     <w:p>

--- a/ENTREGA/CVC_IAM_Analytics_Entrega_SYSTUR_v1.0.docx
+++ b/ENTREGA/CVC_IAM_Analytics_Entrega_SYSTUR_v1.0.docx
@@ -4,7 +4,7 @@
   <w:body>
     <w:p>
       <w:pPr>
-        <w:spacing w:before="1600"/>
+        <w:spacing w:before="400"/>
         <w:jc w:val="center"/>
       </w:pPr>
       <w:r>
@@ -81,7 +81,7 @@
           <w:color w:val="1F2D5C"/>
           <w:sz w:val="32"/>
         </w:rPr>
-        <w:t>1. Sumário Executivo</w:t>
+        <w:t>1. Visão geral</w:t>
       </w:r>
     </w:p>
     <w:p>
@@ -90,7 +90,7 @@
           <w:i w:val="0"/>
           <w:sz w:val="21"/>
         </w:rPr>
-        <w:t>O CVC IAM Analytics é a solução de governança de acessos (IAM) da CVC Corp. Ela processa as bases de RH e os extratos de acesso dos sistemas corporativos, cruza com as matrizes de perfis esperados por cargo e evidencia, por usuário, as divergências de acesso — apontando o que precisa ser incluído, alterado ou analisado.</w:t>
+        <w:t>O CVC IAM Analytics é a ferramenta que ajuda a CVC a manter os acessos aos sistemas sob controle. Ela compara o que cada pessoa PODE acessar (de acordo com o cargo) com o que ela REALMENTE acessa, e mostra, de forma simples, onde existem diferenças: quem precisa receber um acesso, quem está com o acesso errado e quem precisa de uma análise.</w:t>
       </w:r>
     </w:p>
     <w:p>
@@ -99,7 +99,7 @@
           <w:i w:val="0"/>
           <w:sz w:val="21"/>
         </w:rPr>
-        <w:t>Esta primeira entrega cobre o sistema SYSTUR no fluxo de Inclusão e Alteração de acessos. Ela já é a fundação multiusuário e multi-sistema sobre a qual as próximas fases (demais sistemas, desligados, transferidos e integração Jira) serão acopladas por configuração, sem retrabalho.</w:t>
+        <w:t>Esta primeira entrega cobre o sistema SYSTUR. Ela é a base sobre a qual os demais sistemas e as próximas etapas serão acrescentados, sem necessidade de refazer o que já foi feito.</w:t>
       </w:r>
     </w:p>
     <w:p>
@@ -109,7 +109,7 @@
           <w:color w:val="1F2D5C"/>
           <w:sz w:val="21"/>
         </w:rPr>
-        <w:t>Princípio de leitura dos números: o sistema conta USUÁRIOS a tratar, não acessos. Um usuário com várias opções de perfil ou vários acessos conta como uma pessoa — o foco é "quantas pessoas preciso tratar".</w:t>
+        <w:t>Como ler os números: a ferramenta conta PESSOAS a tratar, não acessos. Se uma pessoa tem várias pendências, ela aparece como uma pessoa só — o foco é "quantas pessoas eu preciso resolver".</w:t>
       </w:r>
     </w:p>
     <w:p>
@@ -133,7 +133,7 @@
           <w:color w:val="16A085"/>
           <w:sz w:val="26"/>
         </w:rPr>
-        <w:t>2.1. Sistema e bases</w:t>
+        <w:t>2.1. Informações usadas</w:t>
       </w:r>
     </w:p>
     <w:p>
@@ -142,7 +142,239 @@
           <w:i w:val="0"/>
           <w:sz w:val="21"/>
         </w:rPr>
-        <w:t>Escopo da Fase 1: sistema SYSTUR (Sistema de Turismo), fluxo de Inclusão/Alteração. O Processador consome quatro insumos:</w:t>
+        <w:t>Nesta fase, a ferramenta analisa o sistema SYSTUR. Para isso, ela usa quatro arquivos, normalmente fornecidos pelas áreas de RH e de TI:</w:t>
+      </w:r>
+    </w:p>
+    <w:tbl>
+      <w:tblPr>
+        <w:tblStyle w:val="TableGrid"/>
+        <w:tblW w:type="auto" w:w="0"/>
+        <w:jc w:val="center"/>
+        <w:tblLook w:firstColumn="1" w:firstRow="1" w:lastColumn="0" w:lastRow="0" w:noHBand="0" w:noVBand="1" w:val="04A0"/>
+      </w:tblPr>
+      <w:tblGrid>
+        <w:gridCol w:w="4824"/>
+        <w:gridCol w:w="4824"/>
+      </w:tblGrid>
+      <w:tr>
+        <w:tc>
+          <w:tcPr>
+            <w:tcW w:type="dxa" w:w="3456"/>
+            <w:shd w:val="clear" w:fill="1F2D5C"/>
+          </w:tcPr>
+          <w:p>
+            <w:pPr>
+              <w:spacing w:after="40" w:before="40"/>
+            </w:pPr>
+            <w:r/>
+            <w:r>
+              <w:rPr>
+                <w:b/>
+                <w:color w:val="FFFFFF"/>
+                <w:sz w:val="20"/>
+              </w:rPr>
+              <w:t>Arquivo</w:t>
+            </w:r>
+          </w:p>
+        </w:tc>
+        <w:tc>
+          <w:tcPr>
+            <w:tcW w:type="dxa" w:w="6192"/>
+            <w:shd w:val="clear" w:fill="1F2D5C"/>
+          </w:tcPr>
+          <w:p>
+            <w:pPr>
+              <w:spacing w:after="40" w:before="40"/>
+            </w:pPr>
+            <w:r/>
+            <w:r>
+              <w:rPr>
+                <w:b/>
+                <w:color w:val="FFFFFF"/>
+                <w:sz w:val="20"/>
+              </w:rPr>
+              <w:t>Para que serve</w:t>
+            </w:r>
+          </w:p>
+        </w:tc>
+      </w:tr>
+      <w:tr>
+        <w:tc>
+          <w:tcPr>
+            <w:tcW w:type="dxa" w:w="3456"/>
+          </w:tcPr>
+          <w:p>
+            <w:pPr>
+              <w:spacing w:after="40" w:before="40"/>
+            </w:pPr>
+            <w:r/>
+            <w:r>
+              <w:rPr>
+                <w:b w:val="0"/>
+                <w:sz w:val="20"/>
+              </w:rPr>
+              <w:t>Funcionários ativos (RH)</w:t>
+            </w:r>
+          </w:p>
+        </w:tc>
+        <w:tc>
+          <w:tcPr>
+            <w:tcW w:type="dxa" w:w="6192"/>
+          </w:tcPr>
+          <w:p>
+            <w:pPr>
+              <w:spacing w:after="40" w:before="40"/>
+            </w:pPr>
+            <w:r/>
+            <w:r>
+              <w:rPr>
+                <w:b w:val="0"/>
+                <w:sz w:val="20"/>
+              </w:rPr>
+              <w:t>Quem são as pessoas e quais são os seus cargos.</w:t>
+            </w:r>
+          </w:p>
+        </w:tc>
+      </w:tr>
+      <w:tr>
+        <w:tc>
+          <w:tcPr>
+            <w:tcW w:type="dxa" w:w="3456"/>
+            <w:shd w:val="clear" w:fill="EAF1F4"/>
+          </w:tcPr>
+          <w:p>
+            <w:pPr>
+              <w:spacing w:after="40" w:before="40"/>
+            </w:pPr>
+            <w:r/>
+            <w:r>
+              <w:rPr>
+                <w:b w:val="0"/>
+                <w:sz w:val="20"/>
+              </w:rPr>
+              <w:t>Mapeamento CCO/CSC</w:t>
+            </w:r>
+          </w:p>
+        </w:tc>
+        <w:tc>
+          <w:tcPr>
+            <w:tcW w:type="dxa" w:w="6192"/>
+            <w:shd w:val="clear" w:fill="EAF1F4"/>
+          </w:tcPr>
+          <w:p>
+            <w:pPr>
+              <w:spacing w:after="40" w:before="40"/>
+            </w:pPr>
+            <w:r/>
+            <w:r>
+              <w:rPr>
+                <w:b w:val="0"/>
+                <w:sz w:val="20"/>
+              </w:rPr>
+              <w:t>Liga o centro de custo e o gestor ao acesso esperado.</w:t>
+            </w:r>
+          </w:p>
+        </w:tc>
+      </w:tr>
+      <w:tr>
+        <w:tc>
+          <w:tcPr>
+            <w:tcW w:type="dxa" w:w="3456"/>
+          </w:tcPr>
+          <w:p>
+            <w:pPr>
+              <w:spacing w:after="40" w:before="40"/>
+            </w:pPr>
+            <w:r/>
+            <w:r>
+              <w:rPr>
+                <w:b w:val="0"/>
+                <w:sz w:val="20"/>
+              </w:rPr>
+              <w:t>Matriz de Perfil de Acesso SYSTUR</w:t>
+            </w:r>
+          </w:p>
+        </w:tc>
+        <w:tc>
+          <w:tcPr>
+            <w:tcW w:type="dxa" w:w="6192"/>
+          </w:tcPr>
+          <w:p>
+            <w:pPr>
+              <w:spacing w:after="40" w:before="40"/>
+            </w:pPr>
+            <w:r/>
+            <w:r>
+              <w:rPr>
+                <w:b w:val="0"/>
+                <w:sz w:val="20"/>
+              </w:rPr>
+              <w:t>Quais acessos cada cargo deve ter no SYSTUR.</w:t>
+            </w:r>
+          </w:p>
+        </w:tc>
+      </w:tr>
+      <w:tr>
+        <w:tc>
+          <w:tcPr>
+            <w:tcW w:type="dxa" w:w="3456"/>
+            <w:shd w:val="clear" w:fill="EAF1F4"/>
+          </w:tcPr>
+          <w:p>
+            <w:pPr>
+              <w:spacing w:after="40" w:before="40"/>
+            </w:pPr>
+            <w:r/>
+            <w:r>
+              <w:rPr>
+                <w:b w:val="0"/>
+                <w:sz w:val="20"/>
+              </w:rPr>
+              <w:t>Extrato do SYSTUR</w:t>
+            </w:r>
+          </w:p>
+        </w:tc>
+        <w:tc>
+          <w:tcPr>
+            <w:tcW w:type="dxa" w:w="6192"/>
+            <w:shd w:val="clear" w:fill="EAF1F4"/>
+          </w:tcPr>
+          <w:p>
+            <w:pPr>
+              <w:spacing w:after="40" w:before="40"/>
+            </w:pPr>
+            <w:r/>
+            <w:r>
+              <w:rPr>
+                <w:b w:val="0"/>
+                <w:sz w:val="20"/>
+              </w:rPr>
+              <w:t>Os acessos que as pessoas realmente têm hoje.</w:t>
+            </w:r>
+          </w:p>
+        </w:tc>
+      </w:tr>
+    </w:tbl>
+    <w:p/>
+    <w:p>
+      <w:pPr>
+        <w:pStyle w:val="Heading2"/>
+      </w:pPr>
+      <w:r>
+        <w:rPr>
+          <w:color w:val="16A085"/>
+          <w:sz w:val="26"/>
+        </w:rPr>
+        <w:t>2.2. O que a ferramenta aponta</w:t>
+      </w:r>
+    </w:p>
+    <w:p>
+      <w:r>
+        <w:rPr>
+          <w:i w:val="0"/>
+          <w:sz w:val="21"/>
+        </w:rPr>
+        <w:t>Cada pessoa recebe uma classificação simples, conforme a comparação entre o que ela acessa e o que o cargo prevê:</w:t>
       </w:r>
     </w:p>
     <w:tbl>
@@ -174,13 +406,13 @@
                 <w:color w:val="FFFFFF"/>
                 <w:sz w:val="20"/>
               </w:rPr>
-              <w:t>Insumo</w:t>
+              <w:t>Classificação</w:t>
             </w:r>
           </w:p>
         </w:tc>
         <w:tc>
           <w:tcPr>
-            <w:tcW w:type="dxa" w:w="4608"/>
+            <w:tcW w:type="dxa" w:w="5040"/>
             <w:shd w:val="clear" w:fill="1F2D5C"/>
           </w:tcPr>
           <w:p>
@@ -194,13 +426,13 @@
                 <w:color w:val="FFFFFF"/>
                 <w:sz w:val="20"/>
               </w:rPr>
-              <w:t>Conteúdo</w:t>
+              <w:t>O que significa</w:t>
             </w:r>
           </w:p>
         </w:tc>
         <w:tc>
           <w:tcPr>
-            <w:tcW w:type="dxa" w:w="2880"/>
+            <w:tcW w:type="dxa" w:w="2448"/>
             <w:shd w:val="clear" w:fill="1F2D5C"/>
           </w:tcPr>
           <w:p>
@@ -214,7 +446,7 @@
                 <w:color w:val="FFFFFF"/>
                 <w:sz w:val="20"/>
               </w:rPr>
-              <w:t>Pasta de entrada</w:t>
+              <w:t>O que fazer</w:t>
             </w:r>
           </w:p>
         </w:tc>
@@ -234,13 +466,13 @@
                 <w:b w:val="0"/>
                 <w:sz w:val="20"/>
               </w:rPr>
-              <w:t>RH Ativos</w:t>
+              <w:t>Aderente</w:t>
             </w:r>
           </w:p>
         </w:tc>
         <w:tc>
           <w:tcPr>
-            <w:tcW w:type="dxa" w:w="4608"/>
+            <w:tcW w:type="dxa" w:w="5040"/>
           </w:tcPr>
           <w:p>
             <w:pPr>
@@ -252,13 +484,13 @@
                 <w:b w:val="0"/>
                 <w:sz w:val="20"/>
               </w:rPr>
-              <w:t>Funcionários ativos (matrícula, nome, cargo, centro de custo)</w:t>
+              <w:t>O acesso está correto, conforme o cargo.</w:t>
             </w:r>
           </w:p>
         </w:tc>
         <w:tc>
           <w:tcPr>
-            <w:tcW w:type="dxa" w:w="2880"/>
+            <w:tcW w:type="dxa" w:w="2448"/>
           </w:tcPr>
           <w:p>
             <w:pPr>
@@ -270,7 +502,7 @@
                 <w:b w:val="0"/>
                 <w:sz w:val="20"/>
               </w:rPr>
-              <w:t>ENTRADA/RH/ATIVOS</w:t>
+              <w:t>Nada — está tudo certo.</w:t>
             </w:r>
           </w:p>
         </w:tc>
@@ -291,13 +523,13 @@
                 <w:b w:val="0"/>
                 <w:sz w:val="20"/>
               </w:rPr>
-              <w:t>Mapeamento CCO/CSC</w:t>
+              <w:t>Incluir Acesso</w:t>
             </w:r>
           </w:p>
         </w:tc>
         <w:tc>
           <w:tcPr>
-            <w:tcW w:type="dxa" w:w="4608"/>
+            <w:tcW w:type="dxa" w:w="5040"/>
             <w:shd w:val="clear" w:fill="EAF1F4"/>
           </w:tcPr>
           <w:p>
@@ -310,13 +542,13 @@
                 <w:b w:val="0"/>
                 <w:sz w:val="20"/>
               </w:rPr>
-              <w:t>De-para organizacional (centro de custo × gestor)</w:t>
+              <w:t>O cargo exige um acesso que a pessoa ainda não tem.</w:t>
             </w:r>
           </w:p>
         </w:tc>
         <w:tc>
           <w:tcPr>
-            <w:tcW w:type="dxa" w:w="2880"/>
+            <w:tcW w:type="dxa" w:w="2448"/>
             <w:shd w:val="clear" w:fill="EAF1F4"/>
           </w:tcPr>
           <w:p>
@@ -329,7 +561,7 @@
                 <w:b w:val="0"/>
                 <w:sz w:val="20"/>
               </w:rPr>
-              <w:t>ENTRADA/MATRIZES/ORGANIZACIONAL</w:t>
+              <w:t>Conceder o acesso.</w:t>
             </w:r>
           </w:p>
         </w:tc>
@@ -349,13 +581,13 @@
                 <w:b w:val="0"/>
                 <w:sz w:val="20"/>
               </w:rPr>
-              <w:t>Matriz SYSTUR</w:t>
+              <w:t>Alterar Perfil</w:t>
             </w:r>
           </w:p>
         </w:tc>
         <w:tc>
           <w:tcPr>
-            <w:tcW w:type="dxa" w:w="4608"/>
+            <w:tcW w:type="dxa" w:w="5040"/>
           </w:tcPr>
           <w:p>
             <w:pPr>
@@ -367,13 +599,13 @@
                 <w:b w:val="0"/>
                 <w:sz w:val="20"/>
               </w:rPr>
-              <w:t>Perfis esperados por cargo no SYSTUR</w:t>
+              <w:t>A pessoa tem acesso, mas com o perfil errado.</w:t>
             </w:r>
           </w:p>
         </w:tc>
         <w:tc>
           <w:tcPr>
-            <w:tcW w:type="dxa" w:w="2880"/>
+            <w:tcW w:type="dxa" w:w="2448"/>
           </w:tcPr>
           <w:p>
             <w:pPr>
@@ -385,7 +617,7 @@
                 <w:b w:val="0"/>
                 <w:sz w:val="20"/>
               </w:rPr>
-              <w:t>ENTRADA/MATRIZES/PERFIS_SISTEMAS</w:t>
+              <w:t>Ajustar o perfil.</w:t>
             </w:r>
           </w:p>
         </w:tc>
@@ -406,13 +638,13 @@
                 <w:b w:val="0"/>
                 <w:sz w:val="20"/>
               </w:rPr>
-              <w:t>Extrato SYSTUR</w:t>
+              <w:t>Em Análise</w:t>
             </w:r>
           </w:p>
         </w:tc>
         <w:tc>
           <w:tcPr>
-            <w:tcW w:type="dxa" w:w="4608"/>
+            <w:tcW w:type="dxa" w:w="5040"/>
             <w:shd w:val="clear" w:fill="EAF1F4"/>
           </w:tcPr>
           <w:p>
@@ -425,219 +657,7 @@
                 <w:b w:val="0"/>
                 <w:sz w:val="20"/>
               </w:rPr>
-              <w:t>Acessos atuais dos usuários no SYSTUR</w:t>
-            </w:r>
-          </w:p>
-        </w:tc>
-        <w:tc>
-          <w:tcPr>
-            <w:tcW w:type="dxa" w:w="2880"/>
-            <w:shd w:val="clear" w:fill="EAF1F4"/>
-          </w:tcPr>
-          <w:p>
-            <w:pPr>
-              <w:spacing w:after="40" w:before="40"/>
-            </w:pPr>
-            <w:r/>
-            <w:r>
-              <w:rPr>
-                <w:b w:val="0"/>
-                <w:sz w:val="20"/>
-              </w:rPr>
-              <w:t>ENTRADA/SISTEMAS/SYSTUR</w:t>
-            </w:r>
-          </w:p>
-        </w:tc>
-      </w:tr>
-    </w:tbl>
-    <w:p/>
-    <w:p>
-      <w:pPr>
-        <w:pStyle w:val="Heading2"/>
-      </w:pPr>
-      <w:r>
-        <w:rPr>
-          <w:color w:val="16A085"/>
-          <w:sz w:val="26"/>
-        </w:rPr>
-        <w:t>2.2. O que o sistema identifica</w:t>
-      </w:r>
-    </w:p>
-    <w:p>
-      <w:r>
-        <w:rPr>
-          <w:i w:val="0"/>
-          <w:sz w:val="21"/>
-        </w:rPr>
-        <w:t>Cada usuário é classificado pelo cruzamento entre o acesso atual e o perfil esperado para o cargo:</w:t>
-      </w:r>
-    </w:p>
-    <w:tbl>
-      <w:tblPr>
-        <w:tblStyle w:val="TableGrid"/>
-        <w:tblW w:type="auto" w:w="0"/>
-        <w:jc w:val="center"/>
-        <w:tblLook w:firstColumn="1" w:firstRow="1" w:lastColumn="0" w:lastRow="0" w:noHBand="0" w:noVBand="1" w:val="04A0"/>
-      </w:tblPr>
-      <w:tblGrid>
-        <w:gridCol w:w="3216"/>
-        <w:gridCol w:w="3216"/>
-        <w:gridCol w:w="3216"/>
-      </w:tblGrid>
-      <w:tr>
-        <w:tc>
-          <w:tcPr>
-            <w:tcW w:type="dxa" w:w="2304"/>
-            <w:shd w:val="clear" w:fill="1F2D5C"/>
-          </w:tcPr>
-          <w:p>
-            <w:pPr>
-              <w:spacing w:after="40" w:before="40"/>
-            </w:pPr>
-            <w:r/>
-            <w:r>
-              <w:rPr>
-                <w:b/>
-                <w:color w:val="FFFFFF"/>
-                <w:sz w:val="20"/>
-              </w:rPr>
-              <w:t>Classificação</w:t>
-            </w:r>
-          </w:p>
-        </w:tc>
-        <w:tc>
-          <w:tcPr>
-            <w:tcW w:type="dxa" w:w="4896"/>
-            <w:shd w:val="clear" w:fill="1F2D5C"/>
-          </w:tcPr>
-          <w:p>
-            <w:pPr>
-              <w:spacing w:after="40" w:before="40"/>
-            </w:pPr>
-            <w:r/>
-            <w:r>
-              <w:rPr>
-                <w:b/>
-                <w:color w:val="FFFFFF"/>
-                <w:sz w:val="20"/>
-              </w:rPr>
-              <w:t>Significado</w:t>
-            </w:r>
-          </w:p>
-        </w:tc>
-        <w:tc>
-          <w:tcPr>
-            <w:tcW w:type="dxa" w:w="2448"/>
-            <w:shd w:val="clear" w:fill="1F2D5C"/>
-          </w:tcPr>
-          <w:p>
-            <w:pPr>
-              <w:spacing w:after="40" w:before="40"/>
-            </w:pPr>
-            <w:r/>
-            <w:r>
-              <w:rPr>
-                <w:b/>
-                <w:color w:val="FFFFFF"/>
-                <w:sz w:val="20"/>
-              </w:rPr>
-              <w:t>Ação</w:t>
-            </w:r>
-          </w:p>
-        </w:tc>
-      </w:tr>
-      <w:tr>
-        <w:tc>
-          <w:tcPr>
-            <w:tcW w:type="dxa" w:w="2304"/>
-          </w:tcPr>
-          <w:p>
-            <w:pPr>
-              <w:spacing w:after="40" w:before="40"/>
-            </w:pPr>
-            <w:r/>
-            <w:r>
-              <w:rPr>
-                <w:b w:val="0"/>
-                <w:sz w:val="20"/>
-              </w:rPr>
-              <w:t>Aderente</w:t>
-            </w:r>
-          </w:p>
-        </w:tc>
-        <w:tc>
-          <w:tcPr>
-            <w:tcW w:type="dxa" w:w="4896"/>
-          </w:tcPr>
-          <w:p>
-            <w:pPr>
-              <w:spacing w:after="40" w:before="40"/>
-            </w:pPr>
-            <w:r/>
-            <w:r>
-              <w:rPr>
-                <w:b w:val="0"/>
-                <w:sz w:val="20"/>
-              </w:rPr>
-              <w:t>O acesso bate com o perfil esperado</w:t>
-            </w:r>
-          </w:p>
-        </w:tc>
-        <w:tc>
-          <w:tcPr>
-            <w:tcW w:type="dxa" w:w="2448"/>
-          </w:tcPr>
-          <w:p>
-            <w:pPr>
-              <w:spacing w:after="40" w:before="40"/>
-            </w:pPr>
-            <w:r/>
-            <w:r>
-              <w:rPr>
-                <w:b w:val="0"/>
-                <w:sz w:val="20"/>
-              </w:rPr>
-              <w:t>Nenhuma (conforme)</w:t>
-            </w:r>
-          </w:p>
-        </w:tc>
-      </w:tr>
-      <w:tr>
-        <w:tc>
-          <w:tcPr>
-            <w:tcW w:type="dxa" w:w="2304"/>
-            <w:shd w:val="clear" w:fill="EAF1F4"/>
-          </w:tcPr>
-          <w:p>
-            <w:pPr>
-              <w:spacing w:after="40" w:before="40"/>
-            </w:pPr>
-            <w:r/>
-            <w:r>
-              <w:rPr>
-                <w:b w:val="0"/>
-                <w:sz w:val="20"/>
-              </w:rPr>
-              <w:t>Incluir Acesso</w:t>
-            </w:r>
-          </w:p>
-        </w:tc>
-        <w:tc>
-          <w:tcPr>
-            <w:tcW w:type="dxa" w:w="4896"/>
-            <w:shd w:val="clear" w:fill="EAF1F4"/>
-          </w:tcPr>
-          <w:p>
-            <w:pPr>
-              <w:spacing w:after="40" w:before="40"/>
-            </w:pPr>
-            <w:r/>
-            <w:r>
-              <w:rPr>
-                <w:b w:val="0"/>
-                <w:sz w:val="20"/>
-              </w:rPr>
-              <w:t>O cargo exige acesso que o usuário não tem</w:t>
+              <w:t>O cargo admite mais de um perfil possível.</w:t>
             </w:r>
           </w:p>
         </w:tc>
@@ -656,7 +676,7 @@
                 <w:b w:val="0"/>
                 <w:sz w:val="20"/>
               </w:rPr>
-              <w:t>Incluir o acesso</w:t>
+              <w:t>Analisar e decidir.</w:t>
             </w:r>
           </w:p>
         </w:tc>
@@ -664,7 +684,7 @@
       <w:tr>
         <w:tc>
           <w:tcPr>
-            <w:tcW w:type="dxa" w:w="2304"/>
+            <w:tcW w:type="dxa" w:w="2160"/>
           </w:tcPr>
           <w:p>
             <w:pPr>
@@ -676,13 +696,13 @@
                 <w:b w:val="0"/>
                 <w:sz w:val="20"/>
               </w:rPr>
-              <w:t>Alterar Perfil</w:t>
+              <w:t>Não Mapeado</w:t>
             </w:r>
           </w:p>
         </w:tc>
         <w:tc>
           <w:tcPr>
-            <w:tcW w:type="dxa" w:w="4896"/>
+            <w:tcW w:type="dxa" w:w="5040"/>
           </w:tcPr>
           <w:p>
             <w:pPr>
@@ -694,7 +714,7 @@
                 <w:b w:val="0"/>
                 <w:sz w:val="20"/>
               </w:rPr>
-              <w:t>O usuário tem acesso, mas com perfil divergente</w:t>
+              <w:t>Há um acesso de alguém que não está na base de RH ativa.</w:t>
             </w:r>
           </w:p>
         </w:tc>
@@ -712,122 +732,7 @@
                 <w:b w:val="0"/>
                 <w:sz w:val="20"/>
               </w:rPr>
-              <w:t>Ajustar o perfil</w:t>
-            </w:r>
-          </w:p>
-        </w:tc>
-      </w:tr>
-      <w:tr>
-        <w:tc>
-          <w:tcPr>
-            <w:tcW w:type="dxa" w:w="2304"/>
-            <w:shd w:val="clear" w:fill="EAF1F4"/>
-          </w:tcPr>
-          <w:p>
-            <w:pPr>
-              <w:spacing w:after="40" w:before="40"/>
-            </w:pPr>
-            <w:r/>
-            <w:r>
-              <w:rPr>
-                <w:b w:val="0"/>
-                <w:sz w:val="20"/>
-              </w:rPr>
-              <w:t>Em Análise</w:t>
-            </w:r>
-          </w:p>
-        </w:tc>
-        <w:tc>
-          <w:tcPr>
-            <w:tcW w:type="dxa" w:w="4896"/>
-            <w:shd w:val="clear" w:fill="EAF1F4"/>
-          </w:tcPr>
-          <w:p>
-            <w:pPr>
-              <w:spacing w:after="40" w:before="40"/>
-            </w:pPr>
-            <w:r/>
-            <w:r>
-              <w:rPr>
-                <w:b w:val="0"/>
-                <w:sz w:val="20"/>
-              </w:rPr>
-              <w:t>O cargo admite mais de um perfil possível</w:t>
-            </w:r>
-          </w:p>
-        </w:tc>
-        <w:tc>
-          <w:tcPr>
-            <w:tcW w:type="dxa" w:w="2448"/>
-            <w:shd w:val="clear" w:fill="EAF1F4"/>
-          </w:tcPr>
-          <w:p>
-            <w:pPr>
-              <w:spacing w:after="40" w:before="40"/>
-            </w:pPr>
-            <w:r/>
-            <w:r>
-              <w:rPr>
-                <w:b w:val="0"/>
-                <w:sz w:val="20"/>
-              </w:rPr>
-              <w:t>Análise manual</w:t>
-            </w:r>
-          </w:p>
-        </w:tc>
-      </w:tr>
-      <w:tr>
-        <w:tc>
-          <w:tcPr>
-            <w:tcW w:type="dxa" w:w="2304"/>
-          </w:tcPr>
-          <w:p>
-            <w:pPr>
-              <w:spacing w:after="40" w:before="40"/>
-            </w:pPr>
-            <w:r/>
-            <w:r>
-              <w:rPr>
-                <w:b w:val="0"/>
-                <w:sz w:val="20"/>
-              </w:rPr>
-              <w:t>Não Mapeado</w:t>
-            </w:r>
-          </w:p>
-        </w:tc>
-        <w:tc>
-          <w:tcPr>
-            <w:tcW w:type="dxa" w:w="4896"/>
-          </w:tcPr>
-          <w:p>
-            <w:pPr>
-              <w:spacing w:after="40" w:before="40"/>
-            </w:pPr>
-            <w:r/>
-            <w:r>
-              <w:rPr>
-                <w:b w:val="0"/>
-                <w:sz w:val="20"/>
-              </w:rPr>
-              <w:t>Acesso de quem não está na base de RH ativa</w:t>
-            </w:r>
-          </w:p>
-        </w:tc>
-        <w:tc>
-          <w:tcPr>
-            <w:tcW w:type="dxa" w:w="2448"/>
-          </w:tcPr>
-          <w:p>
-            <w:pPr>
-              <w:spacing w:after="40" w:before="40"/>
-            </w:pPr>
-            <w:r/>
-            <w:r>
-              <w:rPr>
-                <w:b w:val="0"/>
-                <w:sz w:val="20"/>
-              </w:rPr>
-              <w:t>Investigar vínculo</w:t>
+              <w:t>Investigar quem é.</w:t>
             </w:r>
           </w:p>
         </w:tc>
@@ -843,7 +748,7 @@
           <w:color w:val="16A085"/>
           <w:sz w:val="26"/>
         </w:rPr>
-        <w:t>2.3. Fora do escopo desta fase</w:t>
+        <w:t>2.3. O que ainda não entra nesta fase</w:t>
       </w:r>
     </w:p>
     <w:p>
@@ -852,7 +757,7 @@
           <w:i w:val="0"/>
           <w:sz w:val="21"/>
         </w:rPr>
-        <w:t>Para manter a Fase 1 enxuta e sem ruído, ficam desativados por configuração (serão ligados nas fases seguintes):</w:t>
+        <w:t>Para manter esta primeira entrega objetiva, alguns pontos ficam para as próximas etapas:</w:t>
       </w:r>
     </w:p>
     <w:p>
@@ -870,7 +775,7 @@
         <w:rPr>
           <w:sz w:val="21"/>
         </w:rPr>
-        <w:t>revogação de acesso é um fluxo separado (fase de desligados).</w:t>
+        <w:t>a retirada de acesso de quem saiu da empresa é tratada em uma etapa separada.</w:t>
       </w:r>
     </w:p>
     <w:p>
@@ -888,7 +793,7 @@
         <w:rPr>
           <w:sz w:val="21"/>
         </w:rPr>
-        <w:t>aguardam a definição da regra de espelho.</w:t>
+        <w:t>aguardam a definição da regra de tratamento.</w:t>
       </w:r>
     </w:p>
     <w:p>
@@ -906,25 +811,7 @@
         <w:rPr>
           <w:sz w:val="21"/>
         </w:rPr>
-        <w:t>SIGOT, SICA RA, SICA ESFERA, IC, SIG, Oracle EBS, Opera entram nas próximas fases.</w:t>
-      </w:r>
-    </w:p>
-    <w:p>
-      <w:pPr>
-        <w:pStyle w:val="ListBullet"/>
-      </w:pPr>
-      <w:r>
-        <w:rPr>
-          <w:b/>
-          <w:sz w:val="21"/>
-        </w:rPr>
-        <w:t xml:space="preserve">Perfil excessivo: </w:t>
-      </w:r>
-      <w:r>
-        <w:rPr>
-          <w:sz w:val="21"/>
-        </w:rPr>
-        <w:t>acesso a MAIS do que o cargo exige ainda não é sinalizado (em avaliação).</w:t>
+        <w:t>os outros sistemas entram nas próximas fases.</w:t>
       </w:r>
     </w:p>
     <w:p>
@@ -936,7 +823,16 @@
           <w:color w:val="1F2D5C"/>
           <w:sz w:val="32"/>
         </w:rPr>
-        <w:t>3. Os dois aplicativos</w:t>
+        <w:t>3. Os dois programas</w:t>
+      </w:r>
+    </w:p>
+    <w:p>
+      <w:r>
+        <w:rPr>
+          <w:i w:val="0"/>
+          <w:sz w:val="21"/>
+        </w:rPr>
+        <w:t>A solução tem dois programas, com papéis bem definidos:</w:t>
       </w:r>
     </w:p>
     <w:tbl>
@@ -968,7 +864,7 @@
                 <w:color w:val="FFFFFF"/>
                 <w:sz w:val="20"/>
               </w:rPr>
-              <w:t>Aplicativo</w:t>
+              <w:t>Programa</w:t>
             </w:r>
           </w:p>
         </w:tc>
@@ -1028,7 +924,7 @@
                 <w:b w:val="0"/>
                 <w:sz w:val="20"/>
               </w:rPr>
-              <w:t>Processador.exe</w:t>
+              <w:t>O Processador</w:t>
             </w:r>
           </w:p>
         </w:tc>
@@ -1046,7 +942,7 @@
                 <w:b w:val="0"/>
                 <w:sz w:val="20"/>
               </w:rPr>
-              <w:t>Lê as bases de ENTRADA, padroniza, cruza com as matrizes, grava o banco (iam_analytics.db) e consolida as interações. Roda sob demanda.</w:t>
+              <w:t>Lê os arquivos, faz a comparação e prepara os resultados. É usado quando há bases novas para analisar.</w:t>
             </w:r>
           </w:p>
         </w:tc>
@@ -1064,7 +960,7 @@
                 <w:b w:val="0"/>
                 <w:sz w:val="20"/>
               </w:rPr>
-              <w:t>Responsável pelo processamento</w:t>
+              <w:t>A pessoa responsável pelo processamento</w:t>
             </w:r>
           </w:p>
         </w:tc>
@@ -1085,7 +981,7 @@
                 <w:b w:val="0"/>
                 <w:sz w:val="20"/>
               </w:rPr>
-              <w:t>visualizador.exe</w:t>
+              <w:t>O Painel</w:t>
             </w:r>
           </w:p>
         </w:tc>
@@ -1104,7 +1000,7 @@
                 <w:b w:val="0"/>
                 <w:sz w:val="20"/>
               </w:rPr>
-              <w:t>Abre o painel no navegador lendo o banco ao vivo. É onde o time acompanha e trata as pendências.</w:t>
+              <w:t>Mostra os resultados na tela e é onde o time acompanha e trata as pendências, no dia a dia.</w:t>
             </w:r>
           </w:p>
         </w:tc>
@@ -1123,7 +1019,7 @@
                 <w:b w:val="0"/>
                 <w:sz w:val="20"/>
               </w:rPr>
-              <w:t>Todos os usuários</w:t>
+              <w:t>Todas as pessoas do time</w:t>
             </w:r>
           </w:p>
         </w:tc>
@@ -1139,7 +1035,7 @@
           <w:color w:val="1F2D5C"/>
           <w:sz w:val="32"/>
         </w:rPr>
-        <w:t>4. Arquitetura multiusuário</w:t>
+        <w:t>4. Como várias pessoas usam ao mesmo tempo</w:t>
       </w:r>
     </w:p>
     <w:p>
@@ -1148,7 +1044,7 @@
           <w:i w:val="0"/>
           <w:sz w:val="21"/>
         </w:rPr>
-        <w:t>A base e os dados ficam em uma raiz de rede compartilhada. Vários usuários abrem o Visualizador ao mesmo tempo, com segurança:</w:t>
+        <w:t>A ferramenta foi pensada para uma equipe trabalhar junta, com tranquilidade:</w:t>
       </w:r>
     </w:p>
     <w:p>
@@ -1159,7 +1055,7 @@
         <w:rPr>
           <w:sz w:val="21"/>
         </w:rPr>
-        <w:t>o Processador grava o banco na rede; cada Visualizador copia o banco para um cache local no startup (mais rápido e sem ler durante a escrita).</w:t>
+        <w:t>os dados ficam em um lugar compartilhado da empresa, acessível a todos do time.</w:t>
       </w:r>
     </w:p>
     <w:p>
@@ -1170,7 +1066,7 @@
         <w:rPr>
           <w:sz w:val="21"/>
         </w:rPr>
-        <w:t>as ações de cada usuário (quarentena, resolução) são gravadas em arquivos por usuário na pasta INTERACOES/ — seguro sobre rede.</w:t>
+        <w:t>cada pessoa abre o Painel no seu próprio computador e enxerga o mesmo cenário.</w:t>
       </w:r>
     </w:p>
     <w:p>
@@ -1181,7 +1077,7 @@
         <w:rPr>
           <w:sz w:val="21"/>
         </w:rPr>
-        <w:t>a cada execução, o Processador consolida essas interações no banco.</w:t>
+        <w:t>as ações de cada pessoa (tratar uma pendência, colocar um acesso em observação) são guardadas com segurança, sem uma atrapalhar a outra.</w:t>
       </w:r>
     </w:p>
     <w:p>
@@ -1192,7 +1088,7 @@
         <w:rPr>
           <w:sz w:val="21"/>
         </w:rPr>
-        <w:t>os executáveis se auto-atualizam: comparam a versão local com a da rede e se copiam sozinhos quando há versão nova.</w:t>
+        <w:t>os programas se mantêm atualizados sozinhos (explicado no item 5.4).</w:t>
       </w:r>
     </w:p>
     <w:p>
@@ -1216,7 +1112,7 @@
           <w:color w:val="16A085"/>
           <w:sz w:val="26"/>
         </w:rPr>
-        <w:t>5.1. Estrutura de pastas</w:t>
+        <w:t>5.1. Organização das pastas</w:t>
       </w:r>
     </w:p>
     <w:p>
@@ -1225,7 +1121,7 @@
           <w:i w:val="0"/>
           <w:sz w:val="21"/>
         </w:rPr>
-        <w:t>Ao extrair o pacote, esta é a estrutura. As pastas em destaque são as que você usa no dia a dia (ENTRADA para depositar, DADOS para os resultados):</w:t>
+        <w:t>Ao receber a solução, esta é a organização das pastas. No dia a dia você usa principalmente duas: a de entrada (onde você coloca os arquivos) e a de resultados (preenchida pela ferramenta).</w:t>
       </w:r>
     </w:p>
     <w:p>
@@ -1237,9 +1133,9 @@
         <w:rPr>
           <w:rFonts w:ascii="Consolas" w:hAnsi="Consolas"/>
           <w:color w:val="1F2D5C"/>
-          <w:sz w:val="17"/>
+          <w:sz w:val="18"/>
         </w:rPr>
-        <w:t>CVC_IAM_ANALYTICS/</w:t>
+        <w:t>CVC IAM Analytics</w:t>
       </w:r>
       <w:r>
         <w:br/>
@@ -1248,9 +1144,9 @@
         <w:rPr>
           <w:rFonts w:ascii="Consolas" w:hAnsi="Consolas"/>
           <w:color w:val="1F2D5C"/>
-          <w:sz w:val="17"/>
+          <w:sz w:val="18"/>
         </w:rPr>
-        <w:t>├── ENTRADA/                      &lt;- você COLOCA os arquivos aqui</w:t>
+        <w:t>│</w:t>
       </w:r>
       <w:r>
         <w:br/>
@@ -1259,9 +1155,9 @@
         <w:rPr>
           <w:rFonts w:ascii="Consolas" w:hAnsi="Consolas"/>
           <w:color w:val="1F2D5C"/>
-          <w:sz w:val="17"/>
+          <w:sz w:val="18"/>
         </w:rPr>
-        <w:t>│   ├── RH/</w:t>
+        <w:t>├── ENTRADA  ← aqui VOCÊ coloca os arquivos</w:t>
       </w:r>
       <w:r>
         <w:br/>
@@ -1270,9 +1166,9 @@
         <w:rPr>
           <w:rFonts w:ascii="Consolas" w:hAnsi="Consolas"/>
           <w:color w:val="1F2D5C"/>
-          <w:sz w:val="17"/>
+          <w:sz w:val="18"/>
         </w:rPr>
-        <w:t>│   │   ├── ATIVOS/               &lt;- base de RH (funcionários ativos)</w:t>
+        <w:t>│     ├── RH .............. base de funcionários</w:t>
       </w:r>
       <w:r>
         <w:br/>
@@ -1281,9 +1177,9 @@
         <w:rPr>
           <w:rFonts w:ascii="Consolas" w:hAnsi="Consolas"/>
           <w:color w:val="1F2D5C"/>
-          <w:sz w:val="17"/>
+          <w:sz w:val="18"/>
         </w:rPr>
-        <w:t>│   │   └── DESLIGADOS/           (próxima fase)</w:t>
+        <w:t>│     ├── MATRIZES ........ matriz de perfil e mapeamento</w:t>
       </w:r>
       <w:r>
         <w:br/>
@@ -1292,9 +1188,9 @@
         <w:rPr>
           <w:rFonts w:ascii="Consolas" w:hAnsi="Consolas"/>
           <w:color w:val="1F2D5C"/>
-          <w:sz w:val="17"/>
+          <w:sz w:val="18"/>
         </w:rPr>
-        <w:t>│   ├── MATRIZES/</w:t>
+        <w:t>│     └── SISTEMAS ........ extrato de acesso (SYSTUR)</w:t>
       </w:r>
       <w:r>
         <w:br/>
@@ -1303,9 +1199,9 @@
         <w:rPr>
           <w:rFonts w:ascii="Consolas" w:hAnsi="Consolas"/>
           <w:color w:val="1F2D5C"/>
-          <w:sz w:val="17"/>
+          <w:sz w:val="18"/>
         </w:rPr>
-        <w:t>│   │   ├── ORGANIZACIONAL/       &lt;- Mapeamento CCO/CSC</w:t>
+        <w:t>│</w:t>
       </w:r>
       <w:r>
         <w:br/>
@@ -1314,9 +1210,9 @@
         <w:rPr>
           <w:rFonts w:ascii="Consolas" w:hAnsi="Consolas"/>
           <w:color w:val="1F2D5C"/>
-          <w:sz w:val="17"/>
+          <w:sz w:val="18"/>
         </w:rPr>
-        <w:t>│   │   └── PERFIS_SISTEMAS/      &lt;- matriz de perfil por cargo (SYSTUR)</w:t>
+        <w:t>├── RESULTADOS  ← a ferramenta preenche sozinha</w:t>
       </w:r>
       <w:r>
         <w:br/>
@@ -1325,9 +1221,9 @@
         <w:rPr>
           <w:rFonts w:ascii="Consolas" w:hAnsi="Consolas"/>
           <w:color w:val="1F2D5C"/>
-          <w:sz w:val="17"/>
+          <w:sz w:val="18"/>
         </w:rPr>
-        <w:t>│   └── SISTEMAS/</w:t>
+        <w:t>│     (base de dados, relatórios, arquivos já usados, registros)</w:t>
       </w:r>
       <w:r>
         <w:br/>
@@ -1336,9 +1232,9 @@
         <w:rPr>
           <w:rFonts w:ascii="Consolas" w:hAnsi="Consolas"/>
           <w:color w:val="1F2D5C"/>
-          <w:sz w:val="17"/>
+          <w:sz w:val="18"/>
         </w:rPr>
-        <w:t>│       ├── SYSTUR/               &lt;- extrato de acessos do SYSTUR</w:t>
+        <w:t>│</w:t>
       </w:r>
       <w:r>
         <w:br/>
@@ -1347,108 +1243,19 @@
         <w:rPr>
           <w:rFonts w:ascii="Consolas" w:hAnsi="Consolas"/>
           <w:color w:val="1F2D5C"/>
-          <w:sz w:val="17"/>
+          <w:sz w:val="18"/>
         </w:rPr>
-        <w:t>│       ├── IC/ SIGOT/ SICA_RA/ ...   (próximas fases)</w:t>
+        <w:t>└── PROGRAMAS  ← o Processador e o Painel</w:t>
       </w:r>
-      <w:r>
-        <w:br/>
-      </w:r>
+    </w:p>
+    <w:p>
       <w:r>
         <w:rPr>
-          <w:rFonts w:ascii="Consolas" w:hAnsi="Consolas"/>
-          <w:color w:val="1F2D5C"/>
-          <w:sz w:val="17"/>
+          <w:i/>
+          <w:color w:val="5A6377"/>
+          <w:sz w:val="21"/>
         </w:rPr>
-        <w:t>├── DADOS/                        &lt;- o sistema GERA os resultados aqui</w:t>
-      </w:r>
-      <w:r>
-        <w:br/>
-      </w:r>
-      <w:r>
-        <w:rPr>
-          <w:rFonts w:ascii="Consolas" w:hAnsi="Consolas"/>
-          <w:color w:val="1F2D5C"/>
-          <w:sz w:val="17"/>
-        </w:rPr>
-        <w:t>│   ├── BANCO/                    -&gt; iam_analytics.db (gerado)</w:t>
-      </w:r>
-      <w:r>
-        <w:br/>
-      </w:r>
-      <w:r>
-        <w:rPr>
-          <w:rFonts w:ascii="Consolas" w:hAnsi="Consolas"/>
-          <w:color w:val="1F2D5C"/>
-          <w:sz w:val="17"/>
-        </w:rPr>
-        <w:t>│   ├── PROCESSADOS/              -&gt; arquivos já importados</w:t>
-      </w:r>
-      <w:r>
-        <w:br/>
-      </w:r>
-      <w:r>
-        <w:rPr>
-          <w:rFonts w:ascii="Consolas" w:hAnsi="Consolas"/>
-          <w:color w:val="1F2D5C"/>
-          <w:sz w:val="17"/>
-        </w:rPr>
-        <w:t>│   ├── ERROS/                    -&gt; arquivos rejeitados</w:t>
-      </w:r>
-      <w:r>
-        <w:br/>
-      </w:r>
-      <w:r>
-        <w:rPr>
-          <w:rFonts w:ascii="Consolas" w:hAnsi="Consolas"/>
-          <w:color w:val="1F2D5C"/>
-          <w:sz w:val="17"/>
-        </w:rPr>
-        <w:t>│   ├── SAIDAS/                   -&gt; relatórios</w:t>
-      </w:r>
-      <w:r>
-        <w:br/>
-      </w:r>
-      <w:r>
-        <w:rPr>
-          <w:rFonts w:ascii="Consolas" w:hAnsi="Consolas"/>
-          <w:color w:val="1F2D5C"/>
-          <w:sz w:val="17"/>
-        </w:rPr>
-        <w:t>│   └── LOGS/                     -&gt; logs de cada execução</w:t>
-      </w:r>
-      <w:r>
-        <w:br/>
-      </w:r>
-      <w:r>
-        <w:rPr>
-          <w:rFonts w:ascii="Consolas" w:hAnsi="Consolas"/>
-          <w:color w:val="1F2D5C"/>
-          <w:sz w:val="17"/>
-        </w:rPr>
-        <w:t>├── EXECUTAVEIS/                  &lt;- Processador.exe, visualizador.exe,</w:t>
-      </w:r>
-      <w:r>
-        <w:br/>
-      </w:r>
-      <w:r>
-        <w:rPr>
-          <w:rFonts w:ascii="Consolas" w:hAnsi="Consolas"/>
-          <w:color w:val="1F2D5C"/>
-          <w:sz w:val="17"/>
-        </w:rPr>
-        <w:t>│                                    CONFIG/, REPORT/, launcher/</w:t>
-      </w:r>
-      <w:r>
-        <w:br/>
-      </w:r>
-      <w:r>
-        <w:rPr>
-          <w:rFonts w:ascii="Consolas" w:hAnsi="Consolas"/>
-          <w:color w:val="1F2D5C"/>
-          <w:sz w:val="17"/>
-        </w:rPr>
-        <w:t>└── INTERACOES/                   &lt;- ações dos usuários (automático)</w:t>
+        <w:t>Observação: os nomes das subpastas que aparecem ao abrir a solução estão em letras maiúsculas (ENTRADA, RH, MATRIZES, SISTEMAS). É só seguir esses nomes ao guardar cada arquivo.</w:t>
       </w:r>
     </w:p>
     <w:p>
@@ -1469,7 +1276,7 @@
           <w:i w:val="0"/>
           <w:sz w:val="21"/>
         </w:rPr>
-        <w:t>Para a Fase 1 (SYSTUR) são quatro arquivos. Cada um vai na sua pasta. Os importadores aceitam .xlsx e .csv. As colunas esperadas são configuráveis em EXECUTAVEIS/CONFIG/config.xml:</w:t>
+        <w:t>São quatro arquivos. Cada um vai na sua pasta. Podem estar em Excel ou em CSV. Ao lado, as informações que cada arquivo precisa conter:</w:t>
       </w:r>
     </w:p>
     <w:tbl>
@@ -1487,6 +1294,26 @@
       <w:tr>
         <w:tc>
           <w:tcPr>
+            <w:tcW w:type="dxa" w:w="2736"/>
+            <w:shd w:val="clear" w:fill="1F2D5C"/>
+          </w:tcPr>
+          <w:p>
+            <w:pPr>
+              <w:spacing w:after="40" w:before="40"/>
+            </w:pPr>
+            <w:r/>
+            <w:r>
+              <w:rPr>
+                <w:b/>
+                <w:color w:val="FFFFFF"/>
+                <w:sz w:val="20"/>
+              </w:rPr>
+              <w:t>Arquivo</w:t>
+            </w:r>
+          </w:p>
+        </w:tc>
+        <w:tc>
+          <w:tcPr>
             <w:tcW w:type="dxa" w:w="3024"/>
             <w:shd w:val="clear" w:fill="1F2D5C"/>
           </w:tcPr>
@@ -1501,13 +1328,13 @@
                 <w:color w:val="FFFFFF"/>
                 <w:sz w:val="20"/>
               </w:rPr>
-              <w:t>Arquivo (exemplo)</w:t>
+              <w:t>Onde colocar</w:t>
             </w:r>
           </w:p>
         </w:tc>
         <w:tc>
           <w:tcPr>
-            <w:tcW w:type="dxa" w:w="2880"/>
+            <w:tcW w:type="dxa" w:w="4464"/>
             <w:shd w:val="clear" w:fill="1F2D5C"/>
           </w:tcPr>
           <w:p>
@@ -1521,14 +1348,15 @@
                 <w:color w:val="FFFFFF"/>
                 <w:sz w:val="20"/>
               </w:rPr>
-              <w:t>Pasta de destino</w:t>
+              <w:t>Informações que precisa ter</w:t>
             </w:r>
           </w:p>
         </w:tc>
+      </w:tr>
+      <w:tr>
         <w:tc>
           <w:tcPr>
-            <w:tcW w:type="dxa" w:w="4320"/>
-            <w:shd w:val="clear" w:fill="1F2D5C"/>
+            <w:tcW w:type="dxa" w:w="2736"/>
           </w:tcPr>
           <w:p>
             <w:pPr>
@@ -1537,16 +1365,13 @@
             <w:r/>
             <w:r>
               <w:rPr>
-                <w:b/>
-                <w:color w:val="FFFFFF"/>
+                <w:b w:val="0"/>
                 <w:sz w:val="20"/>
               </w:rPr>
-              <w:t>Colunas esperadas</w:t>
+              <w:t>Funcionários ativos (RH)</w:t>
             </w:r>
           </w:p>
         </w:tc>
-      </w:tr>
-      <w:tr>
         <w:tc>
           <w:tcPr>
             <w:tcW w:type="dxa" w:w="3024"/>
@@ -1561,15 +1386,13 @@
                 <w:b w:val="0"/>
                 <w:sz w:val="20"/>
               </w:rPr>
-              <w:t>Base de RH ativos</w:t>
-              <w:br/>
-              <w:t>(ex.: PROJETOIAM.csv)</w:t>
+              <w:t>ENTRADA › RH › ATIVOS</w:t>
             </w:r>
           </w:p>
         </w:tc>
         <w:tc>
           <w:tcPr>
-            <w:tcW w:type="dxa" w:w="2880"/>
+            <w:tcW w:type="dxa" w:w="4464"/>
           </w:tcPr>
           <w:p>
             <w:pPr>
@@ -1581,13 +1404,16 @@
                 <w:b w:val="0"/>
                 <w:sz w:val="20"/>
               </w:rPr>
-              <w:t>ENTRADA/RH/ATIVOS</w:t>
+              <w:t>Matrícula, Nome, CPF, Cargo, Departamento, Centro de custo, Data de admissão, E-mail, Situação</w:t>
             </w:r>
           </w:p>
         </w:tc>
+      </w:tr>
+      <w:tr>
         <w:tc>
           <w:tcPr>
-            <w:tcW w:type="dxa" w:w="4320"/>
+            <w:tcW w:type="dxa" w:w="2736"/>
+            <w:shd w:val="clear" w:fill="EAF1F4"/>
           </w:tcPr>
           <w:p>
             <w:pPr>
@@ -1599,12 +1425,10 @@
                 <w:b w:val="0"/>
                 <w:sz w:val="20"/>
               </w:rPr>
-              <w:t>MATRICULA, NOME, CPF, CARGO_CODIGO, CARGO_DESCRICAO, DEPARTAMENTO, CENTRO_CUSTO, DATA_ADMISSAO, EMAIL, SITUACAO</w:t>
+              <w:t>Mapeamento CCO/CSC</w:t>
             </w:r>
           </w:p>
         </w:tc>
-      </w:tr>
-      <w:tr>
         <w:tc>
           <w:tcPr>
             <w:tcW w:type="dxa" w:w="3024"/>
@@ -1620,15 +1444,13 @@
                 <w:b w:val="0"/>
                 <w:sz w:val="20"/>
               </w:rPr>
-              <w:t>Mapeamento CCO/CSC</w:t>
-              <w:br/>
-              <w:t>(ex.: Mapeamento CCO_CSC.xlsx)</w:t>
+              <w:t>ENTRADA › MATRIZES › ORGANIZACIONAL</w:t>
             </w:r>
           </w:p>
         </w:tc>
         <w:tc>
           <w:tcPr>
-            <w:tcW w:type="dxa" w:w="2880"/>
+            <w:tcW w:type="dxa" w:w="4464"/>
             <w:shd w:val="clear" w:fill="EAF1F4"/>
           </w:tcPr>
           <w:p>
@@ -1641,14 +1463,15 @@
                 <w:b w:val="0"/>
                 <w:sz w:val="20"/>
               </w:rPr>
-              <w:t>ENTRADA/MATRIZES/ORGANIZACIONAL</w:t>
+              <w:t>Cargo (código e descrição), Departamento, Centro de custo</w:t>
             </w:r>
           </w:p>
         </w:tc>
+      </w:tr>
+      <w:tr>
         <w:tc>
           <w:tcPr>
-            <w:tcW w:type="dxa" w:w="4320"/>
-            <w:shd w:val="clear" w:fill="EAF1F4"/>
+            <w:tcW w:type="dxa" w:w="2736"/>
           </w:tcPr>
           <w:p>
             <w:pPr>
@@ -1660,12 +1483,10 @@
                 <w:b w:val="0"/>
                 <w:sz w:val="20"/>
               </w:rPr>
-              <w:t>CARGO_CODIGO, CARGO_DESCRICAO, DEPARTAMENTO, CENTRO_CUSTO</w:t>
+              <w:t>Matriz de Perfil de Acesso SYSTUR</w:t>
             </w:r>
           </w:p>
         </w:tc>
-      </w:tr>
-      <w:tr>
         <w:tc>
           <w:tcPr>
             <w:tcW w:type="dxa" w:w="3024"/>
@@ -1680,15 +1501,13 @@
                 <w:b w:val="0"/>
                 <w:sz w:val="20"/>
               </w:rPr>
-              <w:t>Matriz de perfil SYSTUR</w:t>
-              <w:br/>
-              <w:t>(ex.: MATRIZ DE PERFIL ... SYSTUR.xlsx)</w:t>
+              <w:t>ENTRADA › MATRIZES › PERFIS_SISTEMAS</w:t>
             </w:r>
           </w:p>
         </w:tc>
         <w:tc>
           <w:tcPr>
-            <w:tcW w:type="dxa" w:w="2880"/>
+            <w:tcW w:type="dxa" w:w="4464"/>
           </w:tcPr>
           <w:p>
             <w:pPr>
@@ -1700,13 +1519,16 @@
                 <w:b w:val="0"/>
                 <w:sz w:val="20"/>
               </w:rPr>
-              <w:t>ENTRADA/MATRIZES/PERFIS_SISTEMAS</w:t>
+              <w:t>Cargo, Sistema, Perfil</w:t>
             </w:r>
           </w:p>
         </w:tc>
+      </w:tr>
+      <w:tr>
         <w:tc>
           <w:tcPr>
-            <w:tcW w:type="dxa" w:w="4320"/>
+            <w:tcW w:type="dxa" w:w="2736"/>
+            <w:shd w:val="clear" w:fill="EAF1F4"/>
           </w:tcPr>
           <w:p>
             <w:pPr>
@@ -1718,12 +1540,10 @@
                 <w:b w:val="0"/>
                 <w:sz w:val="20"/>
               </w:rPr>
-              <w:t>CARGO_CODIGO, SISTEMA, PERFIL</w:t>
+              <w:t>Extrato do SYSTUR</w:t>
             </w:r>
           </w:p>
         </w:tc>
-      </w:tr>
-      <w:tr>
         <w:tc>
           <w:tcPr>
             <w:tcW w:type="dxa" w:w="3024"/>
@@ -1739,15 +1559,13 @@
                 <w:b w:val="0"/>
                 <w:sz w:val="20"/>
               </w:rPr>
-              <w:t>Extrato de acessos SYSTUR</w:t>
-              <w:br/>
-              <w:t>(ex.: relatorio systur.xlsx)</w:t>
+              <w:t>ENTRADA › SISTEMAS › SYSTUR</w:t>
             </w:r>
           </w:p>
         </w:tc>
         <w:tc>
           <w:tcPr>
-            <w:tcW w:type="dxa" w:w="2880"/>
+            <w:tcW w:type="dxa" w:w="4464"/>
             <w:shd w:val="clear" w:fill="EAF1F4"/>
           </w:tcPr>
           <w:p>
@@ -1760,26 +1578,7 @@
                 <w:b w:val="0"/>
                 <w:sz w:val="20"/>
               </w:rPr>
-              <w:t>ENTRADA/SISTEMAS/SYSTUR</w:t>
-            </w:r>
-          </w:p>
-        </w:tc>
-        <w:tc>
-          <w:tcPr>
-            <w:tcW w:type="dxa" w:w="4320"/>
-            <w:shd w:val="clear" w:fill="EAF1F4"/>
-          </w:tcPr>
-          <w:p>
-            <w:pPr>
-              <w:spacing w:after="40" w:before="40"/>
-            </w:pPr>
-            <w:r/>
-            <w:r>
-              <w:rPr>
-                <w:b w:val="0"/>
-                <w:sz w:val="20"/>
-              </w:rPr>
-              <w:t>USUARIO, NOME, PERFIL, SITUACAO, DATA_CRIACAO, ULTIMO_ACESSO</w:t>
+              <w:t>Usuário, Nome, Perfil, Situação, Data de criação, Último acesso</w:t>
             </w:r>
           </w:p>
         </w:tc>
@@ -1793,7 +1592,7 @@
           <w:color w:val="5A6377"/>
           <w:sz w:val="21"/>
         </w:rPr>
-        <w:t>Dica: pode colocar mais de um arquivo na mesma pasta — o Processador lê todos. Após importar, cada arquivo é movido para uma subpasta PROCESSADOS dentro da própria pasta de origem.</w:t>
+        <w:t>Dica: pode colocar mais de um arquivo na mesma pasta — a ferramenta lê todos. Depois de usados, os arquivos são arquivados automaticamente.</w:t>
       </w:r>
     </w:p>
     <w:p>
@@ -1815,7 +1614,7 @@
           <w:color w:val="1F2D5C"/>
           <w:sz w:val="21"/>
         </w:rPr>
-        <w:t>Importante: os programas NÃO rodam da rede. Cada máquina copia a pasta EXECUTAVEIS para o disco local e roda DE LÁ. A rede (Z:) guarda apenas os dados — o config aponta a raiz para Z:, então o programa local lê/grava na rede normalmente.</w:t>
+        <w:t>Importante: os programas funcionam no computador de cada pessoa, e não "na rede". O lugar compartilhado serve apenas para guardar os dados, que todos enxergam.</w:t>
       </w:r>
     </w:p>
     <w:p>
@@ -1825,13 +1624,13 @@
           <w:color w:val="1F2D5C"/>
           <w:sz w:val="21"/>
         </w:rPr>
-        <w:t xml:space="preserve">Passo 1 — Preparar a rede (uma vez). </w:t>
+        <w:t xml:space="preserve">Passo 1 — Preparar o espaço compartilhado (uma vez). </w:t>
       </w:r>
       <w:r>
         <w:rPr>
           <w:sz w:val="21"/>
         </w:rPr>
-        <w:t>Extrair o pacote e copiar a pasta CVC_IAM_ANALYTICS para a raiz de rede (ex.: Z:\CVC\). Fica Z:\CVC\CVC_IAM_ANALYTICS\. O banco nasce vazio.</w:t>
+        <w:t>Copiar a pasta da solução para o lugar compartilhado da empresa (a área de pastas que o time acessa). A base começa vazia.</w:t>
       </w:r>
     </w:p>
     <w:p>
@@ -1841,13 +1640,13 @@
           <w:color w:val="1F2D5C"/>
           <w:sz w:val="21"/>
         </w:rPr>
-        <w:t xml:space="preserve">Passo 2 — Copiar a pasta EXECUTAVEIS para o seu PC (cada máquina). </w:t>
+        <w:t xml:space="preserve">Passo 2 — Levar os programas para o seu computador (cada pessoa). </w:t>
       </w:r>
       <w:r>
         <w:rPr>
           <w:sz w:val="21"/>
         </w:rPr>
-        <w:t>Copiar Z:\CVC\CVC_IAM_ANALYTICS\EXECUTAVEIS para um local no seu computador (ex.: C:\CVC\EXECUTAVEIS). Tanto o responsável pelo processamento quanto cada usuário do painel fazem isso e rodam da SUA cópia local. A rede continua sendo só o repositório dos dados.</w:t>
+        <w:t>Copiar a pasta de programas para uma pasta no seu próprio computador e usar a partir dela. Isso vale tanto para quem vai processar quanto para quem só vai acompanhar o Painel.</w:t>
       </w:r>
     </w:p>
     <w:p>
@@ -1857,13 +1656,13 @@
           <w:color w:val="1F2D5C"/>
           <w:sz w:val="21"/>
         </w:rPr>
-        <w:t xml:space="preserve">Passo 3 — Depositar os arquivos (na rede). </w:t>
+        <w:t xml:space="preserve">Passo 3 — Colocar os arquivos. </w:t>
       </w:r>
       <w:r>
         <w:rPr>
           <w:sz w:val="21"/>
         </w:rPr>
-        <w:t>Colocar os quatro arquivos nas pastas de ENTRADA da rede, conforme a tabela 5.2.</w:t>
+        <w:t>Guardar os quatro arquivos nas pastas indicadas no item 5.2.</w:t>
       </w:r>
     </w:p>
     <w:p>
@@ -1873,13 +1672,13 @@
           <w:color w:val="1F2D5C"/>
           <w:sz w:val="21"/>
         </w:rPr>
-        <w:t xml:space="preserve">Passo 4 — Rodar o Processador (responsável). </w:t>
+        <w:t xml:space="preserve">Passo 4 — Processar (pessoa responsável). </w:t>
       </w:r>
       <w:r>
         <w:rPr>
           <w:sz w:val="21"/>
         </w:rPr>
-        <w:t>Da SUA pasta EXECUTAVEIS local, executar o Processador.exe uma vez. Ele lê/grava na rede: cria o banco iam_analytics.db em DADOS/BANCO, move os arquivos lidos para PROCESSADOS, registra o log em DADOS/LOGS e manda para ERROS os arquivos com problema.</w:t>
+        <w:t>Abrir o Processador a partir da sua cópia. Ele compara tudo e prepara os resultados. Os arquivos usados são arquivados automaticamente; se algum arquivo tiver problema, ele é separado para conferência.</w:t>
       </w:r>
     </w:p>
     <w:p>
@@ -1889,13 +1688,13 @@
           <w:color w:val="1F2D5C"/>
           <w:sz w:val="21"/>
         </w:rPr>
-        <w:t xml:space="preserve">Passo 5 — Abrir o painel (cada usuário). </w:t>
+        <w:t xml:space="preserve">Passo 5 — Abrir o Painel (cada pessoa). </w:t>
       </w:r>
       <w:r>
         <w:rPr>
           <w:sz w:val="21"/>
         </w:rPr>
-        <w:t>Da sua pasta EXECUTAVEIS local, dois cliques no visualizador.exe. Ele copia o banco da rede para um cache local e abre o painel no navegador (http://127.0.0.1:8800/). Acompanhar e tratar as pendências pelas seis abas.</w:t>
+        <w:t>Abrir o Painel a partir da sua cópia. Ele abre sozinho no navegador, já com os resultados. A partir daí, é só acompanhar e tratar as pendências pelas telas (item 6).</w:t>
       </w:r>
     </w:p>
     <w:p>
@@ -1911,7 +1710,7 @@
         <w:rPr>
           <w:sz w:val="21"/>
         </w:rPr>
-        <w:t>Quando houver bases novas, repetir os passos 3 e 4 (depositar + Processador). Mudanças só no painel NÃO exigem reprocessar — basta reabrir/atualizar o Visualizador.</w:t>
+        <w:t>Sempre que chegarem bases novas, repetir os passos 3 e 4 (colocar os arquivos e processar). Mexer apenas no Painel não exige processar de novo.</w:t>
       </w:r>
     </w:p>
     <w:p>
@@ -1923,7 +1722,7 @@
           <w:color w:val="16A085"/>
           <w:sz w:val="26"/>
         </w:rPr>
-        <w:t>5.4. Atualização automática (auto-update)</w:t>
+        <w:t>5.4. Atualização automática</w:t>
       </w:r>
     </w:p>
     <w:p>
@@ -1932,7 +1731,7 @@
           <w:i w:val="0"/>
           <w:sz w:val="21"/>
         </w:rPr>
-        <w:t>Como cada máquina roda de uma cópia local, os executáveis se mantêm atualizados sozinhos a partir da rede — não é preciso reinstalar manualmente em cada PC quando sai uma versão nova:</w:t>
+        <w:t>Como cada pessoa usa uma cópia no próprio computador, os programas se atualizam sozinhos — não é preciso reinstalar em cada máquina quando sai uma versão nova:</w:t>
       </w:r>
     </w:p>
     <w:p>
@@ -1943,7 +1742,7 @@
         <w:rPr>
           <w:sz w:val="21"/>
         </w:rPr>
-        <w:t>ao abrir o visualizador.exe (ou rodar o Processador.exe) local, ele compara a versão do seu config com a versão da pasta EXECUTAVEIS na rede.</w:t>
+        <w:t>ao abrir, o programa verifica se existe uma versão mais nova no lugar compartilhado.</w:t>
       </w:r>
     </w:p>
     <w:p>
@@ -1954,7 +1753,7 @@
         <w:rPr>
           <w:sz w:val="21"/>
         </w:rPr>
-        <w:t>se a versão da rede for diferente, ele copia os arquivos novos da rede por cima da sua cópia local, renomeia o executável antigo para .old e reinicia já atualizado.</w:t>
+        <w:t>se existir, ele se atualiza sozinho e reabre já na versão nova.</w:t>
       </w:r>
     </w:p>
     <w:p>
@@ -1965,7 +1764,7 @@
         <w:rPr>
           <w:sz w:val="21"/>
         </w:rPr>
-        <w:t>se a rede estiver indisponível no momento, ele segue rodando com a cópia local e tenta atualizar na próxima abertura.</w:t>
+        <w:t>se o lugar compartilhado estiver indisponível no momento, ele continua funcionando normalmente e tenta atualizar na próxima abertura.</w:t>
       </w:r>
     </w:p>
     <w:p>
@@ -1975,7 +1774,7 @@
           <w:color w:val="5A6377"/>
           <w:sz w:val="21"/>
         </w:rPr>
-        <w:t>Para publicar uma nova versão para todos, basta atualizar a pasta EXECUTAVEIS na rede (Z:) — cada máquina se atualiza na próxima abertura.</w:t>
+        <w:t>Para liberar uma versão nova para todo o time, basta atualizar os programas no lugar compartilhado — cada computador se atualiza sozinho na próxima vez que abrir.</w:t>
       </w:r>
     </w:p>
     <w:p>
@@ -1987,7 +1786,7 @@
           <w:color w:val="1F2D5C"/>
           <w:sz w:val="32"/>
         </w:rPr>
-        <w:t>6. Resumo dos painéis</w:t>
+        <w:t>6. As telas do Painel</w:t>
       </w:r>
     </w:p>
     <w:p>
@@ -1996,298 +1795,375 @@
           <w:i w:val="0"/>
           <w:sz w:val="21"/>
         </w:rPr>
-        <w:t>O Visualizador tem seis abas:</w:t>
+        <w:t>O Painel tem seis telas. Abaixo, o que cada uma mostra e como usar. As imagens são ilustrativas, com dados reais do ambiente.</w:t>
       </w:r>
     </w:p>
-    <w:tbl>
-      <w:tblPr>
-        <w:tblStyle w:val="TableGrid"/>
-        <w:tblW w:type="auto" w:w="0"/>
+    <w:p>
+      <w:pPr>
+        <w:pStyle w:val="Heading2"/>
+      </w:pPr>
+      <w:r>
+        <w:rPr>
+          <w:color w:val="16A085"/>
+          <w:sz w:val="26"/>
+        </w:rPr>
+        <w:t>Visão Geral</w:t>
+      </w:r>
+    </w:p>
+    <w:p>
+      <w:r>
+        <w:rPr>
+          <w:i w:val="0"/>
+          <w:sz w:val="21"/>
+        </w:rPr>
+        <w:t>Resumo do dia a dia: quantas pessoas há em cada classificação, a evolução dos atendimentos (identificados, resolvidos e regularizados) e o tempo de tratamento. Use para enxergar o todo e priorizar o trabalho.</w:t>
+      </w:r>
+    </w:p>
+    <w:p>
+      <w:pPr>
+        <w:spacing w:before="60" w:after="160"/>
         <w:jc w:val="center"/>
-        <w:tblLook w:firstColumn="1" w:firstRow="1" w:lastColumn="0" w:lastRow="0" w:noHBand="0" w:noVBand="1" w:val="04A0"/>
-      </w:tblPr>
-      <w:tblGrid>
-        <w:gridCol w:w="4824"/>
-        <w:gridCol w:w="4824"/>
-      </w:tblGrid>
-      <w:tr>
-        <w:tc>
-          <w:tcPr>
-            <w:tcW w:type="dxa" w:w="2016"/>
-            <w:shd w:val="clear" w:fill="1F2D5C"/>
-          </w:tcPr>
-          <w:p>
-            <w:pPr>
-              <w:spacing w:after="40" w:before="40"/>
-            </w:pPr>
-            <w:r/>
-            <w:r>
-              <w:rPr>
-                <w:b/>
-                <w:color w:val="FFFFFF"/>
-                <w:sz w:val="20"/>
-              </w:rPr>
-              <w:t>Aba</w:t>
-            </w:r>
-          </w:p>
-        </w:tc>
-        <w:tc>
-          <w:tcPr>
-            <w:tcW w:type="dxa" w:w="8208"/>
-            <w:shd w:val="clear" w:fill="1F2D5C"/>
-          </w:tcPr>
-          <w:p>
-            <w:pPr>
-              <w:spacing w:after="40" w:before="40"/>
-            </w:pPr>
-            <w:r/>
-            <w:r>
-              <w:rPr>
-                <w:b/>
-                <w:color w:val="FFFFFF"/>
-                <w:sz w:val="20"/>
-              </w:rPr>
-              <w:t>O que mostra</w:t>
-            </w:r>
-          </w:p>
-        </w:tc>
-      </w:tr>
-      <w:tr>
-        <w:tc>
-          <w:tcPr>
-            <w:tcW w:type="dxa" w:w="2016"/>
-          </w:tcPr>
-          <w:p>
-            <w:pPr>
-              <w:spacing w:after="40" w:before="40"/>
-            </w:pPr>
-            <w:r/>
-            <w:r>
-              <w:rPr>
-                <w:b w:val="0"/>
-                <w:sz w:val="20"/>
-              </w:rPr>
-              <w:t>Visão Geral</w:t>
-            </w:r>
-          </w:p>
-        </w:tc>
-        <w:tc>
-          <w:tcPr>
-            <w:tcW w:type="dxa" w:w="8208"/>
-          </w:tcPr>
-          <w:p>
-            <w:pPr>
-              <w:spacing w:after="40" w:before="40"/>
-            </w:pPr>
-            <w:r/>
-            <w:r>
-              <w:rPr>
-                <w:b w:val="0"/>
-                <w:sz w:val="20"/>
-              </w:rPr>
-              <w:t>Dashboard operacional: KPIs por classificação (sempre por usuário), evolução de chamados (identificados × resolvidos × aderentes na janela de 30 dias), tempo de tratamento do ciclo (Pendência→Resolvido→Aderente) e movimentação de RH.</w:t>
-            </w:r>
-          </w:p>
-        </w:tc>
-      </w:tr>
-      <w:tr>
-        <w:tc>
-          <w:tcPr>
-            <w:tcW w:type="dxa" w:w="2016"/>
-            <w:shd w:val="clear" w:fill="EAF1F4"/>
-          </w:tcPr>
-          <w:p>
-            <w:pPr>
-              <w:spacing w:after="40" w:before="40"/>
-            </w:pPr>
-            <w:r/>
-            <w:r>
-              <w:rPr>
-                <w:b w:val="0"/>
-                <w:sz w:val="20"/>
-              </w:rPr>
-              <w:t>Consulta</w:t>
-            </w:r>
-          </w:p>
-        </w:tc>
-        <w:tc>
-          <w:tcPr>
-            <w:tcW w:type="dxa" w:w="8208"/>
-            <w:shd w:val="clear" w:fill="EAF1F4"/>
-          </w:tcPr>
-          <w:p>
-            <w:pPr>
-              <w:spacing w:after="40" w:before="40"/>
-            </w:pPr>
-            <w:r/>
-            <w:r>
-              <w:rPr>
-                <w:b w:val="0"/>
-                <w:sz w:val="20"/>
-              </w:rPr>
-              <w:t>Busca por usuário (matrícula, nome, login, CPF) com a visão consolidada de acessos, pendências e atalhos para as demais abas.</w:t>
-            </w:r>
-          </w:p>
-        </w:tc>
-      </w:tr>
-      <w:tr>
-        <w:tc>
-          <w:tcPr>
-            <w:tcW w:type="dxa" w:w="2016"/>
-          </w:tcPr>
-          <w:p>
-            <w:pPr>
-              <w:spacing w:after="40" w:before="40"/>
-            </w:pPr>
-            <w:r/>
-            <w:r>
-              <w:rPr>
-                <w:b w:val="0"/>
-                <w:sz w:val="20"/>
-              </w:rPr>
-              <w:t>Pendências</w:t>
-            </w:r>
-          </w:p>
-        </w:tc>
-        <w:tc>
-          <w:tcPr>
-            <w:tcW w:type="dxa" w:w="8208"/>
-          </w:tcPr>
-          <w:p>
-            <w:pPr>
-              <w:spacing w:after="40" w:before="40"/>
-            </w:pPr>
-            <w:r/>
-            <w:r>
-              <w:rPr>
-                <w:b w:val="0"/>
-                <w:sz w:val="20"/>
-              </w:rPr>
-              <w:t>Grid de tratamento: por usuário, os acessos a Incluir/Alterar/Analisar, com filtros, agrupamento e exportação Excel.</w:t>
-            </w:r>
-          </w:p>
-        </w:tc>
-      </w:tr>
-      <w:tr>
-        <w:tc>
-          <w:tcPr>
-            <w:tcW w:type="dxa" w:w="2016"/>
-            <w:shd w:val="clear" w:fill="EAF1F4"/>
-          </w:tcPr>
-          <w:p>
-            <w:pPr>
-              <w:spacing w:after="40" w:before="40"/>
-            </w:pPr>
-            <w:r/>
-            <w:r>
-              <w:rPr>
-                <w:b w:val="0"/>
-                <w:sz w:val="20"/>
-              </w:rPr>
-              <w:t>Aderentes</w:t>
-            </w:r>
-          </w:p>
-        </w:tc>
-        <w:tc>
-          <w:tcPr>
-            <w:tcW w:type="dxa" w:w="8208"/>
-            <w:shd w:val="clear" w:fill="EAF1F4"/>
-          </w:tcPr>
-          <w:p>
-            <w:pPr>
-              <w:spacing w:after="40" w:before="40"/>
-            </w:pPr>
-            <w:r/>
-            <w:r>
-              <w:rPr>
-                <w:b w:val="0"/>
-                <w:sz w:val="20"/>
-              </w:rPr>
-              <w:t>Usuários conformes, com a trilha de datas do ciclo e o tempo total de tratamento.</w:t>
-            </w:r>
-          </w:p>
-        </w:tc>
-      </w:tr>
-      <w:tr>
-        <w:tc>
-          <w:tcPr>
-            <w:tcW w:type="dxa" w:w="2016"/>
-          </w:tcPr>
-          <w:p>
-            <w:pPr>
-              <w:spacing w:after="40" w:before="40"/>
-            </w:pPr>
-            <w:r/>
-            <w:r>
-              <w:rPr>
-                <w:b w:val="0"/>
-                <w:sz w:val="20"/>
-              </w:rPr>
-              <w:t>Histórico</w:t>
-            </w:r>
-          </w:p>
-        </w:tc>
-        <w:tc>
-          <w:tcPr>
-            <w:tcW w:type="dxa" w:w="8208"/>
-          </w:tcPr>
-          <w:p>
-            <w:pPr>
-              <w:spacing w:after="40" w:before="40"/>
-            </w:pPr>
-            <w:r/>
-            <w:r>
-              <w:rPr>
-                <w:b w:val="0"/>
-                <w:sz w:val="20"/>
-              </w:rPr>
-              <w:t>Trilha de movimentações: admissões, alterações de RH e o ciclo de vida de cada acesso (pendência, resolução, aderência).</w:t>
-            </w:r>
-          </w:p>
-        </w:tc>
-      </w:tr>
-      <w:tr>
-        <w:tc>
-          <w:tcPr>
-            <w:tcW w:type="dxa" w:w="2016"/>
-            <w:shd w:val="clear" w:fill="EAF1F4"/>
-          </w:tcPr>
-          <w:p>
-            <w:pPr>
-              <w:spacing w:after="40" w:before="40"/>
-            </w:pPr>
-            <w:r/>
-            <w:r>
-              <w:rPr>
-                <w:b w:val="0"/>
-                <w:sz w:val="20"/>
-              </w:rPr>
-              <w:t>Quarentena</w:t>
-            </w:r>
-          </w:p>
-        </w:tc>
-        <w:tc>
-          <w:tcPr>
-            <w:tcW w:type="dxa" w:w="8208"/>
-            <w:shd w:val="clear" w:fill="EAF1F4"/>
-          </w:tcPr>
-          <w:p>
-            <w:pPr>
-              <w:spacing w:after="40" w:before="40"/>
-            </w:pPr>
-            <w:r/>
-            <w:r>
-              <w:rPr>
-                <w:b w:val="0"/>
-                <w:sz w:val="20"/>
-              </w:rPr>
-              <w:t>Acessos colocados em observação por prazo (90 dias), com acompanhamento do tempo restante.</w:t>
-            </w:r>
-          </w:p>
-        </w:tc>
-      </w:tr>
-    </w:tbl>
-    <w:p/>
+      </w:pPr>
+      <w:r>
+        <w:drawing>
+          <wp:inline xmlns:a="http://schemas.openxmlformats.org/drawingml/2006/main" xmlns:pic="http://schemas.openxmlformats.org/drawingml/2006/picture">
+            <wp:extent cx="6126480" cy="4196390"/>
+            <wp:docPr id="1" name="Picture 1"/>
+            <wp:cNvGraphicFramePr>
+              <a:graphicFrameLocks noChangeAspect="1"/>
+            </wp:cNvGraphicFramePr>
+            <a:graphic>
+              <a:graphicData uri="http://schemas.openxmlformats.org/drawingml/2006/picture">
+                <pic:pic>
+                  <pic:nvPicPr>
+                    <pic:cNvPr id="0" name="01_visao_geral.png"/>
+                    <pic:cNvPicPr/>
+                  </pic:nvPicPr>
+                  <pic:blipFill>
+                    <a:blip r:embed="rId9"/>
+                    <a:stretch>
+                      <a:fillRect/>
+                    </a:stretch>
+                  </pic:blipFill>
+                  <pic:spPr>
+                    <a:xfrm>
+                      <a:off x="0" y="0"/>
+                      <a:ext cx="6126480" cy="4196390"/>
+                    </a:xfrm>
+                    <a:prstGeom prst="rect"/>
+                  </pic:spPr>
+                </pic:pic>
+              </a:graphicData>
+            </a:graphic>
+          </wp:inline>
+        </w:drawing>
+      </w:r>
+    </w:p>
+    <w:p>
+      <w:pPr>
+        <w:pStyle w:val="Heading2"/>
+      </w:pPr>
+      <w:r>
+        <w:rPr>
+          <w:color w:val="16A085"/>
+          <w:sz w:val="26"/>
+        </w:rPr>
+        <w:t>Consulta</w:t>
+      </w:r>
+    </w:p>
+    <w:p>
+      <w:r>
+        <w:rPr>
+          <w:i w:val="0"/>
+          <w:sz w:val="21"/>
+        </w:rPr>
+        <w:t>Busca por pessoa — por nome, matrícula, login ou CPF. Use para ver a situação completa de acessos e pendências de alguém específico, com atalhos para as outras telas.</w:t>
+      </w:r>
+    </w:p>
+    <w:p>
+      <w:pPr>
+        <w:spacing w:before="60" w:after="160"/>
+        <w:jc w:val="center"/>
+      </w:pPr>
+      <w:r>
+        <w:drawing>
+          <wp:inline xmlns:a="http://schemas.openxmlformats.org/drawingml/2006/main" xmlns:pic="http://schemas.openxmlformats.org/drawingml/2006/picture">
+            <wp:extent cx="6126480" cy="4196390"/>
+            <wp:docPr id="2" name="Picture 2"/>
+            <wp:cNvGraphicFramePr>
+              <a:graphicFrameLocks noChangeAspect="1"/>
+            </wp:cNvGraphicFramePr>
+            <a:graphic>
+              <a:graphicData uri="http://schemas.openxmlformats.org/drawingml/2006/picture">
+                <pic:pic>
+                  <pic:nvPicPr>
+                    <pic:cNvPr id="0" name="02_consulta.png"/>
+                    <pic:cNvPicPr/>
+                  </pic:nvPicPr>
+                  <pic:blipFill>
+                    <a:blip r:embed="rId10"/>
+                    <a:stretch>
+                      <a:fillRect/>
+                    </a:stretch>
+                  </pic:blipFill>
+                  <pic:spPr>
+                    <a:xfrm>
+                      <a:off x="0" y="0"/>
+                      <a:ext cx="6126480" cy="4196390"/>
+                    </a:xfrm>
+                    <a:prstGeom prst="rect"/>
+                  </pic:spPr>
+                </pic:pic>
+              </a:graphicData>
+            </a:graphic>
+          </wp:inline>
+        </w:drawing>
+      </w:r>
+    </w:p>
+    <w:p>
+      <w:pPr>
+        <w:pStyle w:val="Heading2"/>
+      </w:pPr>
+      <w:r>
+        <w:rPr>
+          <w:color w:val="16A085"/>
+          <w:sz w:val="26"/>
+        </w:rPr>
+        <w:t>Pendências</w:t>
+      </w:r>
+    </w:p>
+    <w:p>
+      <w:r>
+        <w:rPr>
+          <w:i w:val="0"/>
+          <w:sz w:val="21"/>
+        </w:rPr>
+        <w:t>A lista de trabalho: por pessoa, o que precisa ser incluído, alterado ou analisado. Use para tratar caso a caso; permite filtrar, agrupar e exportar para Excel.</w:t>
+      </w:r>
+    </w:p>
+    <w:p>
+      <w:pPr>
+        <w:spacing w:before="60" w:after="160"/>
+        <w:jc w:val="center"/>
+      </w:pPr>
+      <w:r>
+        <w:drawing>
+          <wp:inline xmlns:a="http://schemas.openxmlformats.org/drawingml/2006/main" xmlns:pic="http://schemas.openxmlformats.org/drawingml/2006/picture">
+            <wp:extent cx="6126480" cy="4196390"/>
+            <wp:docPr id="3" name="Picture 3"/>
+            <wp:cNvGraphicFramePr>
+              <a:graphicFrameLocks noChangeAspect="1"/>
+            </wp:cNvGraphicFramePr>
+            <a:graphic>
+              <a:graphicData uri="http://schemas.openxmlformats.org/drawingml/2006/picture">
+                <pic:pic>
+                  <pic:nvPicPr>
+                    <pic:cNvPr id="0" name="03_pendencias.png"/>
+                    <pic:cNvPicPr/>
+                  </pic:nvPicPr>
+                  <pic:blipFill>
+                    <a:blip r:embed="rId11"/>
+                    <a:stretch>
+                      <a:fillRect/>
+                    </a:stretch>
+                  </pic:blipFill>
+                  <pic:spPr>
+                    <a:xfrm>
+                      <a:off x="0" y="0"/>
+                      <a:ext cx="6126480" cy="4196390"/>
+                    </a:xfrm>
+                    <a:prstGeom prst="rect"/>
+                  </pic:spPr>
+                </pic:pic>
+              </a:graphicData>
+            </a:graphic>
+          </wp:inline>
+        </w:drawing>
+      </w:r>
+    </w:p>
+    <w:p>
+      <w:pPr>
+        <w:pStyle w:val="Heading2"/>
+      </w:pPr>
+      <w:r>
+        <w:rPr>
+          <w:color w:val="16A085"/>
+          <w:sz w:val="26"/>
+        </w:rPr>
+        <w:t>Aderentes</w:t>
+      </w:r>
+    </w:p>
+    <w:p>
+      <w:r>
+        <w:rPr>
+          <w:i w:val="0"/>
+          <w:sz w:val="21"/>
+        </w:rPr>
+        <w:t>As pessoas que já estão com os acessos corretos, com o histórico de datas e o tempo que levou para regularizar. Use para conferir o que já foi resolvido.</w:t>
+      </w:r>
+    </w:p>
+    <w:p>
+      <w:pPr>
+        <w:spacing w:before="60" w:after="160"/>
+        <w:jc w:val="center"/>
+      </w:pPr>
+      <w:r>
+        <w:drawing>
+          <wp:inline xmlns:a="http://schemas.openxmlformats.org/drawingml/2006/main" xmlns:pic="http://schemas.openxmlformats.org/drawingml/2006/picture">
+            <wp:extent cx="6126480" cy="4196390"/>
+            <wp:docPr id="4" name="Picture 4"/>
+            <wp:cNvGraphicFramePr>
+              <a:graphicFrameLocks noChangeAspect="1"/>
+            </wp:cNvGraphicFramePr>
+            <a:graphic>
+              <a:graphicData uri="http://schemas.openxmlformats.org/drawingml/2006/picture">
+                <pic:pic>
+                  <pic:nvPicPr>
+                    <pic:cNvPr id="0" name="04_aderentes.png"/>
+                    <pic:cNvPicPr/>
+                  </pic:nvPicPr>
+                  <pic:blipFill>
+                    <a:blip r:embed="rId12"/>
+                    <a:stretch>
+                      <a:fillRect/>
+                    </a:stretch>
+                  </pic:blipFill>
+                  <pic:spPr>
+                    <a:xfrm>
+                      <a:off x="0" y="0"/>
+                      <a:ext cx="6126480" cy="4196390"/>
+                    </a:xfrm>
+                    <a:prstGeom prst="rect"/>
+                  </pic:spPr>
+                </pic:pic>
+              </a:graphicData>
+            </a:graphic>
+          </wp:inline>
+        </w:drawing>
+      </w:r>
+    </w:p>
+    <w:p>
+      <w:pPr>
+        <w:pStyle w:val="Heading2"/>
+      </w:pPr>
+      <w:r>
+        <w:rPr>
+          <w:color w:val="16A085"/>
+          <w:sz w:val="26"/>
+        </w:rPr>
+        <w:t>Histórico</w:t>
+      </w:r>
+    </w:p>
+    <w:p>
+      <w:r>
+        <w:rPr>
+          <w:i w:val="0"/>
+          <w:sz w:val="21"/>
+        </w:rPr>
+        <w:t>A trilha do que aconteceu — admissões, mudanças de cargo/área e a evolução de cada acesso ao longo do tempo. Use como evidência para auditoria.</w:t>
+      </w:r>
+    </w:p>
+    <w:p>
+      <w:pPr>
+        <w:spacing w:before="60" w:after="160"/>
+        <w:jc w:val="center"/>
+      </w:pPr>
+      <w:r>
+        <w:drawing>
+          <wp:inline xmlns:a="http://schemas.openxmlformats.org/drawingml/2006/main" xmlns:pic="http://schemas.openxmlformats.org/drawingml/2006/picture">
+            <wp:extent cx="6126480" cy="4196390"/>
+            <wp:docPr id="5" name="Picture 5"/>
+            <wp:cNvGraphicFramePr>
+              <a:graphicFrameLocks noChangeAspect="1"/>
+            </wp:cNvGraphicFramePr>
+            <a:graphic>
+              <a:graphicData uri="http://schemas.openxmlformats.org/drawingml/2006/picture">
+                <pic:pic>
+                  <pic:nvPicPr>
+                    <pic:cNvPr id="0" name="05_historico.png"/>
+                    <pic:cNvPicPr/>
+                  </pic:nvPicPr>
+                  <pic:blipFill>
+                    <a:blip r:embed="rId13"/>
+                    <a:stretch>
+                      <a:fillRect/>
+                    </a:stretch>
+                  </pic:blipFill>
+                  <pic:spPr>
+                    <a:xfrm>
+                      <a:off x="0" y="0"/>
+                      <a:ext cx="6126480" cy="4196390"/>
+                    </a:xfrm>
+                    <a:prstGeom prst="rect"/>
+                  </pic:spPr>
+                </pic:pic>
+              </a:graphicData>
+            </a:graphic>
+          </wp:inline>
+        </w:drawing>
+      </w:r>
+    </w:p>
+    <w:p>
+      <w:pPr>
+        <w:pStyle w:val="Heading2"/>
+      </w:pPr>
+      <w:r>
+        <w:rPr>
+          <w:color w:val="16A085"/>
+          <w:sz w:val="26"/>
+        </w:rPr>
+        <w:t>Quarentena</w:t>
+      </w:r>
+    </w:p>
+    <w:p>
+      <w:r>
+        <w:rPr>
+          <w:i w:val="0"/>
+          <w:sz w:val="21"/>
+        </w:rPr>
+        <w:t>Acessos colocados em observação por um prazo, antes de uma decisão definitiva. Use quando precisar de um tempo para avaliar antes de agir.</w:t>
+      </w:r>
+    </w:p>
+    <w:p>
+      <w:pPr>
+        <w:spacing w:before="60" w:after="160"/>
+        <w:jc w:val="center"/>
+      </w:pPr>
+      <w:r>
+        <w:drawing>
+          <wp:inline xmlns:a="http://schemas.openxmlformats.org/drawingml/2006/main" xmlns:pic="http://schemas.openxmlformats.org/drawingml/2006/picture">
+            <wp:extent cx="6126480" cy="4196390"/>
+            <wp:docPr id="6" name="Picture 6"/>
+            <wp:cNvGraphicFramePr>
+              <a:graphicFrameLocks noChangeAspect="1"/>
+            </wp:cNvGraphicFramePr>
+            <a:graphic>
+              <a:graphicData uri="http://schemas.openxmlformats.org/drawingml/2006/picture">
+                <pic:pic>
+                  <pic:nvPicPr>
+                    <pic:cNvPr id="0" name="06_quarentena.png"/>
+                    <pic:cNvPicPr/>
+                  </pic:nvPicPr>
+                  <pic:blipFill>
+                    <a:blip r:embed="rId14"/>
+                    <a:stretch>
+                      <a:fillRect/>
+                    </a:stretch>
+                  </pic:blipFill>
+                  <pic:spPr>
+                    <a:xfrm>
+                      <a:off x="0" y="0"/>
+                      <a:ext cx="6126480" cy="4196390"/>
+                    </a:xfrm>
+                    <a:prstGeom prst="rect"/>
+                  </pic:spPr>
+                </pic:pic>
+              </a:graphicData>
+            </a:graphic>
+          </wp:inline>
+        </w:drawing>
+      </w:r>
+    </w:p>
     <w:p>
       <w:pPr>
         <w:pStyle w:val="Heading1"/>
@@ -2297,7 +2173,7 @@
           <w:color w:val="1F2D5C"/>
           <w:sz w:val="32"/>
         </w:rPr>
-        <w:t>7. Fluxo de atendimento</w:t>
+        <w:t>7. Como funciona o atendimento</w:t>
       </w:r>
     </w:p>
     <w:p>
@@ -2306,7 +2182,7 @@
           <w:i w:val="0"/>
           <w:sz w:val="21"/>
         </w:rPr>
-        <w:t>Cada acesso pendente segue um ciclo de vida de três estágios, com registro de data em cada marco (a trilha fica no Histórico):</w:t>
+        <w:t>Cada pendência percorre três etapas, e a ferramenta registra a data de cada uma (a trilha completa fica na tela de Histórico):</w:t>
       </w:r>
     </w:p>
     <w:tbl>
@@ -2337,13 +2213,13 @@
                 <w:color w:val="FFFFFF"/>
                 <w:sz w:val="20"/>
               </w:rPr>
-              <w:t>Estágio</w:t>
+              <w:t>Etapa</w:t>
             </w:r>
           </w:p>
         </w:tc>
         <w:tc>
           <w:tcPr>
-            <w:tcW w:type="dxa" w:w="7776"/>
+            <w:tcW w:type="dxa" w:w="7200"/>
             <w:shd w:val="clear" w:fill="1F2D5C"/>
           </w:tcPr>
           <w:p>
@@ -2377,13 +2253,13 @@
                 <w:b w:val="0"/>
                 <w:sz w:val="20"/>
               </w:rPr>
-              <w:t>1. Pendência</w:t>
+              <w:t>1. Identificada</w:t>
             </w:r>
           </w:p>
         </w:tc>
         <w:tc>
           <w:tcPr>
-            <w:tcW w:type="dxa" w:w="7776"/>
+            <w:tcW w:type="dxa" w:w="7200"/>
           </w:tcPr>
           <w:p>
             <w:pPr>
@@ -2395,7 +2271,7 @@
                 <w:b w:val="0"/>
                 <w:sz w:val="20"/>
               </w:rPr>
-              <w:t>O Processador identifica a divergência (Incluir/Alterar/Em Análise).</w:t>
+              <w:t>A ferramenta encontra a diferença de acesso.</w:t>
             </w:r>
           </w:p>
         </w:tc>
@@ -2416,13 +2292,13 @@
                 <w:b w:val="0"/>
                 <w:sz w:val="20"/>
               </w:rPr>
-              <w:t>2. Resolvido</w:t>
+              <w:t>2. Resolvida</w:t>
             </w:r>
           </w:p>
         </w:tc>
         <w:tc>
           <w:tcPr>
-            <w:tcW w:type="dxa" w:w="7776"/>
+            <w:tcW w:type="dxa" w:w="7200"/>
             <w:shd w:val="clear" w:fill="EAF1F4"/>
           </w:tcPr>
           <w:p>
@@ -2435,7 +2311,7 @@
                 <w:b w:val="0"/>
                 <w:sz w:val="20"/>
               </w:rPr>
-              <w:t>O analista trata o caso sob um ticket do Jira e marca como resolvido.</w:t>
+              <w:t>A pessoa responsável trata o caso (sob um chamado) e marca como resolvido.</w:t>
             </w:r>
           </w:p>
         </w:tc>
@@ -2455,13 +2331,13 @@
                 <w:b w:val="0"/>
                 <w:sz w:val="20"/>
               </w:rPr>
-              <w:t>3. Aderente</w:t>
+              <w:t>3. Regularizada</w:t>
             </w:r>
           </w:p>
         </w:tc>
         <w:tc>
           <w:tcPr>
-            <w:tcW w:type="dxa" w:w="7776"/>
+            <w:tcW w:type="dxa" w:w="7200"/>
           </w:tcPr>
           <w:p>
             <w:pPr>
@@ -2473,7 +2349,7 @@
                 <w:b w:val="0"/>
                 <w:sz w:val="20"/>
               </w:rPr>
-              <w:t>Em um próximo processamento, o acesso passa a bater com o esperado.</w:t>
+              <w:t>Em uma próxima análise, o acesso passa a estar correto.</w:t>
             </w:r>
           </w:p>
         </w:tc>
@@ -2486,7 +2362,7 @@
           <w:i w:val="0"/>
           <w:sz w:val="21"/>
         </w:rPr>
-        <w:t>Observações do fluxo:</w:t>
+        <w:t>Pontos importantes:</w:t>
       </w:r>
     </w:p>
     <w:p>
@@ -2497,7 +2373,7 @@
         <w:rPr>
           <w:sz w:val="21"/>
         </w:rPr>
-        <w:t>a resolução é feita por usuário, sempre vinculada a um ticket do Jira (com descrição).</w:t>
+        <w:t>o tratamento é feito por pessoa, sempre vinculado a um chamado, com uma breve descrição do que foi feito.</w:t>
       </w:r>
     </w:p>
     <w:p>
@@ -2508,7 +2384,7 @@
         <w:rPr>
           <w:sz w:val="21"/>
         </w:rPr>
-        <w:t>o tempo de tratamento é medido em cada etapa de forma independente (Pendência→Resolvido, Resolvido→Aderente e Pendência→Aderente), inclusive liberações feitas fora do sistema.</w:t>
+        <w:t>a ferramenta mede quanto tempo leva cada etapa, ajudando a acompanhar o ritmo de atendimento.</w:t>
       </w:r>
     </w:p>
     <w:p>
@@ -2519,18 +2395,7 @@
         <w:rPr>
           <w:sz w:val="21"/>
         </w:rPr>
-        <w:t>a quarentena permite colocar um acesso em observação por prazo antes de uma decisão definitiva.</w:t>
-      </w:r>
-    </w:p>
-    <w:p>
-      <w:pPr>
-        <w:pStyle w:val="ListBullet"/>
-      </w:pPr>
-      <w:r>
-        <w:rPr>
-          <w:sz w:val="21"/>
-        </w:rPr>
-        <w:t>toda exportação para Excel reflete exatamente a grid (mesmas colunas, valores e formatação), respeitando os filtros aplicados.</w:t>
+        <w:t>tudo o que é exportado para Excel sai igual ao que está na tela, respeitando os filtros aplicados.</w:t>
       </w:r>
     </w:p>
     <w:p>
@@ -2542,7 +2407,7 @@
           <w:color w:val="1F2D5C"/>
           <w:sz w:val="32"/>
         </w:rPr>
-        <w:t>8. O que ainda será entregue (roadmap)</w:t>
+        <w:t>8. O que ainda será entregue</w:t>
       </w:r>
     </w:p>
     <w:p>
@@ -2551,7 +2416,7 @@
           <w:i w:val="0"/>
           <w:sz w:val="21"/>
         </w:rPr>
-        <w:t>As próximas fases acoplam-se a esta fundação. Sequenciamento previsto:</w:t>
+        <w:t>As próximas etapas se somam a esta entrega. A sequência prevista é:</w:t>
       </w:r>
     </w:p>
     <w:tbl>
@@ -2569,7 +2434,7 @@
       <w:tr>
         <w:tc>
           <w:tcPr>
-            <w:tcW w:type="dxa" w:w="2016"/>
+            <w:tcW w:type="dxa" w:w="2304"/>
             <w:shd w:val="clear" w:fill="1F2D5C"/>
           </w:tcPr>
           <w:p>
@@ -2583,13 +2448,13 @@
                 <w:color w:val="FFFFFF"/>
                 <w:sz w:val="20"/>
               </w:rPr>
-              <w:t>Fase / Card</w:t>
+              <w:t>Etapa</w:t>
             </w:r>
           </w:p>
         </w:tc>
         <w:tc>
           <w:tcPr>
-            <w:tcW w:type="dxa" w:w="6192"/>
+            <w:tcW w:type="dxa" w:w="5328"/>
             <w:shd w:val="clear" w:fill="1F2D5C"/>
           </w:tcPr>
           <w:p>
@@ -2623,7 +2488,7 @@
                 <w:color w:val="FFFFFF"/>
                 <w:sz w:val="20"/>
               </w:rPr>
-              <w:t>Janela</w:t>
+              <w:t>Quando</w:t>
             </w:r>
           </w:p>
         </w:tc>
@@ -2631,7 +2496,7 @@
       <w:tr>
         <w:tc>
           <w:tcPr>
-            <w:tcW w:type="dxa" w:w="2016"/>
+            <w:tcW w:type="dxa" w:w="2304"/>
           </w:tcPr>
           <w:p>
             <w:pPr>
@@ -2643,13 +2508,13 @@
                 <w:b w:val="0"/>
                 <w:sz w:val="20"/>
               </w:rPr>
-              <w:t>Cards 8-13</w:t>
+              <w:t>Demais sistemas</w:t>
             </w:r>
           </w:p>
         </w:tc>
         <w:tc>
           <w:tcPr>
-            <w:tcW w:type="dxa" w:w="6192"/>
+            <w:tcW w:type="dxa" w:w="5328"/>
           </w:tcPr>
           <w:p>
             <w:pPr>
@@ -2661,7 +2526,7 @@
                 <w:b w:val="0"/>
                 <w:sz w:val="20"/>
               </w:rPr>
-              <w:t>Demais sistemas: IC, SICA RA, SIGOT, Oracle EBS, SIG, SICA Esfera</w:t>
+              <w:t>Inclusão dos outros sistemas, um a um</w:t>
             </w:r>
           </w:p>
         </w:tc>
@@ -2679,7 +2544,7 @@
                 <w:b w:val="0"/>
                 <w:sz w:val="20"/>
               </w:rPr>
-              <w:t>jun/2026</w:t>
+              <w:t>junho/2026</w:t>
             </w:r>
           </w:p>
         </w:tc>
@@ -2687,7 +2552,7 @@
       <w:tr>
         <w:tc>
           <w:tcPr>
-            <w:tcW w:type="dxa" w:w="2016"/>
+            <w:tcW w:type="dxa" w:w="2304"/>
             <w:shd w:val="clear" w:fill="EAF1F4"/>
           </w:tcPr>
           <w:p>
@@ -2700,13 +2565,13 @@
                 <w:b w:val="0"/>
                 <w:sz w:val="20"/>
               </w:rPr>
-              <w:t>Card 14</w:t>
+              <w:t>Visão unificada</w:t>
             </w:r>
           </w:p>
         </w:tc>
         <w:tc>
           <w:tcPr>
-            <w:tcW w:type="dxa" w:w="6192"/>
+            <w:tcW w:type="dxa" w:w="5328"/>
             <w:shd w:val="clear" w:fill="EAF1F4"/>
           </w:tcPr>
           <w:p>
@@ -2719,7 +2584,7 @@
                 <w:b w:val="0"/>
                 <w:sz w:val="20"/>
               </w:rPr>
-              <w:t>Consolidação multi-sistema dos acessos</w:t>
+              <w:t>Os acessos de todos os sistemas em uma visão só</w:t>
             </w:r>
           </w:p>
         </w:tc>
@@ -2738,7 +2603,7 @@
                 <w:b w:val="0"/>
                 <w:sz w:val="20"/>
               </w:rPr>
-              <w:t>jun/2026</w:t>
+              <w:t>junho/2026</w:t>
             </w:r>
           </w:p>
         </w:tc>
@@ -2746,7 +2611,7 @@
       <w:tr>
         <w:tc>
           <w:tcPr>
-            <w:tcW w:type="dxa" w:w="2016"/>
+            <w:tcW w:type="dxa" w:w="2304"/>
           </w:tcPr>
           <w:p>
             <w:pPr>
@@ -2758,13 +2623,13 @@
                 <w:b w:val="0"/>
                 <w:sz w:val="20"/>
               </w:rPr>
-              <w:t>Cards 15-17</w:t>
+              <w:t>Regras completas</w:t>
             </w:r>
           </w:p>
         </w:tc>
         <w:tc>
           <w:tcPr>
-            <w:tcW w:type="dxa" w:w="6192"/>
+            <w:tcW w:type="dxa" w:w="5328"/>
           </w:tcPr>
           <w:p>
             <w:pPr>
@@ -2776,7 +2641,7 @@
                 <w:b w:val="0"/>
                 <w:sz w:val="20"/>
               </w:rPr>
-              <w:t>Matrizes organizacionais e motor de divergências completo</w:t>
+              <w:t>Matrizes e regras de acesso de todos os sistemas</w:t>
             </w:r>
           </w:p>
         </w:tc>
@@ -2794,7 +2659,7 @@
                 <w:b w:val="0"/>
                 <w:sz w:val="20"/>
               </w:rPr>
-              <w:t>jul/2026</w:t>
+              <w:t>julho/2026</w:t>
             </w:r>
           </w:p>
         </w:tc>
@@ -2802,7 +2667,7 @@
       <w:tr>
         <w:tc>
           <w:tcPr>
-            <w:tcW w:type="dxa" w:w="2016"/>
+            <w:tcW w:type="dxa" w:w="2304"/>
             <w:shd w:val="clear" w:fill="EAF1F4"/>
           </w:tcPr>
           <w:p>
@@ -2815,13 +2680,13 @@
                 <w:b w:val="0"/>
                 <w:sz w:val="20"/>
               </w:rPr>
-              <w:t>Cards 19-21</w:t>
+              <w:t>Desligados</w:t>
             </w:r>
           </w:p>
         </w:tc>
         <w:tc>
           <w:tcPr>
-            <w:tcW w:type="dxa" w:w="6192"/>
+            <w:tcW w:type="dxa" w:w="5328"/>
             <w:shd w:val="clear" w:fill="EAF1F4"/>
           </w:tcPr>
           <w:p>
@@ -2834,7 +2699,7 @@
                 <w:b w:val="0"/>
                 <w:sz w:val="20"/>
               </w:rPr>
-              <w:t>Motor de desligados (revogação) e auditoria</w:t>
+              <w:t>Retirada de acesso de quem saiu da empresa</w:t>
             </w:r>
           </w:p>
         </w:tc>
@@ -2853,7 +2718,7 @@
                 <w:b w:val="0"/>
                 <w:sz w:val="20"/>
               </w:rPr>
-              <w:t>jul/2026</w:t>
+              <w:t>julho/2026</w:t>
             </w:r>
           </w:p>
         </w:tc>
@@ -2861,7 +2726,7 @@
       <w:tr>
         <w:tc>
           <w:tcPr>
-            <w:tcW w:type="dxa" w:w="2016"/>
+            <w:tcW w:type="dxa" w:w="2304"/>
           </w:tcPr>
           <w:p>
             <w:pPr>
@@ -2873,13 +2738,13 @@
                 <w:b w:val="0"/>
                 <w:sz w:val="20"/>
               </w:rPr>
-              <w:t>Cards 22-24</w:t>
+              <w:t>Transferidos</w:t>
             </w:r>
           </w:p>
         </w:tc>
         <w:tc>
           <w:tcPr>
-            <w:tcW w:type="dxa" w:w="6192"/>
+            <w:tcW w:type="dxa" w:w="5328"/>
           </w:tcPr>
           <w:p>
             <w:pPr>
@@ -2891,7 +2756,7 @@
                 <w:b w:val="0"/>
                 <w:sz w:val="20"/>
               </w:rPr>
-              <w:t>Movimentações e revalidação pós-transferência</w:t>
+              <w:t>Revisão de acesso após mudança de área</w:t>
             </w:r>
           </w:p>
         </w:tc>
@@ -2917,7 +2782,7 @@
       <w:tr>
         <w:tc>
           <w:tcPr>
-            <w:tcW w:type="dxa" w:w="2016"/>
+            <w:tcW w:type="dxa" w:w="2304"/>
             <w:shd w:val="clear" w:fill="EAF1F4"/>
           </w:tcPr>
           <w:p>
@@ -2930,13 +2795,13 @@
                 <w:b w:val="0"/>
                 <w:sz w:val="20"/>
               </w:rPr>
-              <w:t>Cards 25-26</w:t>
+              <w:t>Chamados automáticos</w:t>
             </w:r>
           </w:p>
         </w:tc>
         <w:tc>
           <w:tcPr>
-            <w:tcW w:type="dxa" w:w="6192"/>
+            <w:tcW w:type="dxa" w:w="5328"/>
             <w:shd w:val="clear" w:fill="EAF1F4"/>
           </w:tcPr>
           <w:p>
@@ -2949,7 +2814,7 @@
                 <w:b w:val="0"/>
                 <w:sz w:val="20"/>
               </w:rPr>
-              <w:t>Integração Jira: abertura automática de chamados e fechamento</w:t>
+              <w:t>Abertura automática de chamados no Jira</w:t>
             </w:r>
           </w:p>
         </w:tc>
@@ -2968,7 +2833,7 @@
                 <w:b w:val="0"/>
                 <w:sz w:val="20"/>
               </w:rPr>
-              <w:t>ago/2026</w:t>
+              <w:t>agosto/2026</w:t>
             </w:r>
           </w:p>
         </w:tc>
@@ -2982,7 +2847,7 @@
           <w:color w:val="5A6377"/>
           <w:sz w:val="21"/>
         </w:rPr>
-        <w:t>Quando um sistema entra, ele é ativado por configuração — o painel já é multi-sistema e não precisa de reescrita.</w:t>
+        <w:t>Quando um novo sistema entra, ele é simplesmente "ligado" na ferramenta — o Painel já está preparado para vários sistemas.</w:t>
       </w:r>
     </w:p>
     <w:p>
@@ -3003,7 +2868,7 @@
           <w:i w:val="0"/>
           <w:sz w:val="21"/>
         </w:rPr>
-        <w:t>Itens que recomendamos definir com o cliente para extrair mais valor da ferramenta e preparar as próximas fases:</w:t>
+        <w:t>Alguns pontos que recomendamos combinar para aproveitar melhor a ferramenta e preparar as próximas fases:</w:t>
       </w:r>
     </w:p>
     <w:p>
@@ -3021,7 +2886,7 @@
         <w:rPr>
           <w:sz w:val="21"/>
         </w:rPr>
-        <w:t>definir a periodicidade de extração das bases e do processamento (ex.: mensal/quinzenal), para que os números reflitam um ciclo previsível.</w:t>
+        <w:t>definir de quanto em quanto tempo as bases serão atualizadas e analisadas (por exemplo, uma vez por mês), para ter um ciclo previsível.</w:t>
       </w:r>
     </w:p>
     <w:p>
@@ -3033,13 +2898,13 @@
           <w:b/>
           <w:sz w:val="21"/>
         </w:rPr>
-        <w:t xml:space="preserve">Responsáveis e SLA: </w:t>
+        <w:t xml:space="preserve">Responsáveis e prazos: </w:t>
       </w:r>
       <w:r>
         <w:rPr>
           <w:sz w:val="21"/>
         </w:rPr>
-        <w:t>definir o responsável por tratar cada classificação (Incluir, Alterar, Analisar, Não Mapeado) e o prazo-alvo (SLA) de cada um.</w:t>
+        <w:t>definir quem é responsável por tratar cada tipo de pendência e em quanto tempo (prazo-alvo).</w:t>
       </w:r>
     </w:p>
     <w:p>
@@ -3051,13 +2916,13 @@
           <w:b/>
           <w:sz w:val="21"/>
         </w:rPr>
-        <w:t xml:space="preserve">Disciplina de ticket: </w:t>
+        <w:t xml:space="preserve">Uso do chamado: </w:t>
       </w:r>
       <w:r>
         <w:rPr>
           <w:sz w:val="21"/>
         </w:rPr>
-        <w:t>padronizar o uso do ticket do Jira na resolução (todo tratamento sob um chamado) — isso já prepara a automação dos Cards 25-26.</w:t>
+        <w:t>padronizar o uso do chamado em todo tratamento — isso já prepara a abertura automática de chamados (etapa futura).</w:t>
       </w:r>
     </w:p>
     <w:p>
@@ -3069,13 +2934,13 @@
           <w:b/>
           <w:sz w:val="21"/>
         </w:rPr>
-        <w:t xml:space="preserve">Política de quarentena: </w:t>
+        <w:t xml:space="preserve">Quarentena: </w:t>
       </w:r>
       <w:r>
         <w:rPr>
           <w:sz w:val="21"/>
         </w:rPr>
-        <w:t>estabelecer o prazo e o critério de saída da quarentena (hoje 90 dias) e quem decide.</w:t>
+        <w:t>combinar o prazo e o critério para um acesso sair da observação, e quem decide.</w:t>
       </w:r>
     </w:p>
     <w:p>
@@ -3087,13 +2952,13 @@
           <w:b/>
           <w:sz w:val="21"/>
         </w:rPr>
-        <w:t xml:space="preserve">Backup: </w:t>
+        <w:t xml:space="preserve">Cópia de segurança: </w:t>
       </w:r>
       <w:r>
         <w:rPr>
           <w:sz w:val="21"/>
         </w:rPr>
-        <w:t>rotina de backup do iam_analytics.db (a base guarda o histórico e o ciclo de vida).</w:t>
+        <w:t>manter uma rotina de cópia de segurança da base, que guarda todo o histórico.</w:t>
       </w:r>
     </w:p>
     <w:p>
@@ -3111,7 +2976,7 @@
         <w:rPr>
           <w:sz w:val="21"/>
         </w:rPr>
-        <w:t>a trilha do Histórico serve como evidência para auditoria (SOX/LGPD); vale definir o período de retenção.</w:t>
+        <w:t>o histórico serve como evidência para auditorias (inclusive LGPD); vale definir por quanto tempo guardar.</w:t>
       </w:r>
     </w:p>
     <w:p>
@@ -3123,13 +2988,13 @@
           <w:b/>
           <w:sz w:val="21"/>
         </w:rPr>
-        <w:t xml:space="preserve">Perfil excessivo: </w:t>
+        <w:t xml:space="preserve">Revisão das matrizes: </w:t>
       </w:r>
       <w:r>
         <w:rPr>
           <w:sz w:val="21"/>
         </w:rPr>
-        <w:t>avaliar a sinalização de acesso excessivo (mais do que o cargo exige) — hoje fora de escopo, mas relevante para risco.</w:t>
+        <w:t>revisar periodicamente as matrizes de perfil por cargo, pois elas definem o que é "esperado" — uma matriz desatualizada gera diferenças que não existem de fato.</w:t>
       </w:r>
     </w:p>
     <w:p>
@@ -3141,31 +3006,13 @@
           <w:b/>
           <w:sz w:val="21"/>
         </w:rPr>
-        <w:t xml:space="preserve">Curadoria das matrizes: </w:t>
+        <w:t xml:space="preserve">Evolução do Painel: </w:t>
       </w:r>
       <w:r>
         <w:rPr>
           <w:sz w:val="21"/>
         </w:rPr>
-        <w:t>revisar as matrizes de perfil por cargo periodicamente, já que elas definem o "esperado" — matriz desatualizada gera divergência falsa.</w:t>
-      </w:r>
-    </w:p>
-    <w:p>
-      <w:pPr>
-        <w:pStyle w:val="ListBullet"/>
-      </w:pPr>
-      <w:r>
-        <w:rPr>
-          <w:b/>
-          <w:sz w:val="21"/>
-        </w:rPr>
-        <w:t xml:space="preserve">Evolução da Visão Geral: </w:t>
-      </w:r>
-      <w:r>
-        <w:rPr>
-          <w:sz w:val="21"/>
-        </w:rPr>
-        <w:t>a Visão Geral é um dashboard operacional; o enriquecimento (metas/SLA, tendências) será guiado pelo uso e pela fase Jira — sugestões do time são bem-vindas.</w:t>
+        <w:t>a tela de Visão Geral vai evoluir conforme o uso e o feedback do time — sugestões são bem-vindas.</w:t>
       </w:r>
     </w:p>
     <w:p>
@@ -3228,7 +3075,7 @@
                 <w:color w:val="FFFFFF"/>
                 <w:sz w:val="20"/>
               </w:rPr>
-              <w:t>Definição</w:t>
+              <w:t>O que quer dizer</w:t>
             </w:r>
           </w:p>
         </w:tc>
@@ -3266,7 +3113,7 @@
                 <w:b w:val="0"/>
                 <w:sz w:val="20"/>
               </w:rPr>
-              <w:t>Usuário cujo acesso está conforme o perfil esperado.</w:t>
+              <w:t>Pessoa cujo acesso está correto, conforme o cargo.</w:t>
             </w:r>
           </w:p>
         </w:tc>
@@ -3306,7 +3153,7 @@
                 <w:b w:val="0"/>
                 <w:sz w:val="20"/>
               </w:rPr>
-              <w:t>Divergência identificada que precisa de tratamento.</w:t>
+              <w:t>Uma diferença de acesso que precisa ser tratada.</w:t>
             </w:r>
           </w:p>
         </w:tc>
@@ -3344,7 +3191,7 @@
                 <w:b w:val="0"/>
                 <w:sz w:val="20"/>
               </w:rPr>
-              <w:t>Cargo com mais de um perfil possível — exige decisão manual.</w:t>
+              <w:t>Cargo que admite mais de um perfil — precisa de decisão.</w:t>
             </w:r>
           </w:p>
         </w:tc>
@@ -3384,7 +3231,7 @@
                 <w:b w:val="0"/>
                 <w:sz w:val="20"/>
               </w:rPr>
-              <w:t>Acesso de quem não está na base de RH ativa.</w:t>
+              <w:t>Acesso de alguém que não está na base de RH ativa.</w:t>
             </w:r>
           </w:p>
         </w:tc>
@@ -3422,7 +3269,7 @@
                 <w:b w:val="0"/>
                 <w:sz w:val="20"/>
               </w:rPr>
-              <w:t>Acesso colocado em observação por prazo antes da decisão.</w:t>
+              <w:t>Acesso colocado em observação por um prazo antes da decisão.</w:t>
             </w:r>
           </w:p>
         </w:tc>
@@ -3443,7 +3290,7 @@
                 <w:b w:val="0"/>
                 <w:sz w:val="20"/>
               </w:rPr>
-              <w:t>Matriz de perfil</w:t>
+              <w:t>Perfil</w:t>
             </w:r>
           </w:p>
         </w:tc>
@@ -3462,7 +3309,7 @@
                 <w:b w:val="0"/>
                 <w:sz w:val="20"/>
               </w:rPr>
-              <w:t>Tabela que define o perfil esperado por cargo em cada sistema.</w:t>
+              <w:t>O conjunto de permissões que a pessoa tem dentro de um sistema.</w:t>
             </w:r>
           </w:p>
         </w:tc>
@@ -3482,7 +3329,7 @@
                 <w:b w:val="0"/>
                 <w:sz w:val="20"/>
               </w:rPr>
-              <w:t>Mapeamento CCO/CSC</w:t>
+              <w:t>Matriz de perfil</w:t>
             </w:r>
           </w:p>
         </w:tc>
@@ -3500,7 +3347,47 @@
                 <w:b w:val="0"/>
                 <w:sz w:val="20"/>
               </w:rPr>
-              <w:t>De-para que liga centro de custo e gestor ao acesso esperado.</w:t>
+              <w:t>Tabela que define qual perfil cada cargo deve ter em cada sistema.</w:t>
+            </w:r>
+          </w:p>
+        </w:tc>
+      </w:tr>
+      <w:tr>
+        <w:tc>
+          <w:tcPr>
+            <w:tcW w:type="dxa" w:w="2592"/>
+            <w:shd w:val="clear" w:fill="EAF1F4"/>
+          </w:tcPr>
+          <w:p>
+            <w:pPr>
+              <w:spacing w:after="40" w:before="40"/>
+            </w:pPr>
+            <w:r/>
+            <w:r>
+              <w:rPr>
+                <w:b w:val="0"/>
+                <w:sz w:val="20"/>
+              </w:rPr>
+              <w:t>Centro de custo</w:t>
+            </w:r>
+          </w:p>
+        </w:tc>
+        <w:tc>
+          <w:tcPr>
+            <w:tcW w:type="dxa" w:w="7632"/>
+            <w:shd w:val="clear" w:fill="EAF1F4"/>
+          </w:tcPr>
+          <w:p>
+            <w:pPr>
+              <w:spacing w:after="40" w:before="40"/>
+            </w:pPr>
+            <w:r/>
+            <w:r>
+              <w:rPr>
+                <w:b w:val="0"/>
+                <w:sz w:val="20"/>
+              </w:rPr>
+              <w:t>Código que identifica a área/unidade à qual a pessoa pertence.</w:t>
             </w:r>
           </w:p>
         </w:tc>
@@ -3524,7 +3411,7 @@
           <w:color w:val="5A6377"/>
           <w:sz w:val="16"/>
         </w:rPr>
-        <w:t>CVC IAM Analytics · v1.0.0 · Documento de entrega — Fase 1 (SYSTUR)</w:t>
+        <w:t>CVC IAM Analytics · Versão 1.0.0 · Documento de entrega — Fase 1 (SYSTUR)</w:t>
       </w:r>
     </w:p>
     <w:sectPr>

--- a/ENTREGA/CVC_IAM_Analytics_Entrega_SYSTUR_v1.0.docx
+++ b/ENTREGA/CVC_IAM_Analytics_Entrega_SYSTUR_v1.0.docx
@@ -832,200 +832,167 @@
           <w:i w:val="0"/>
           <w:sz w:val="21"/>
         </w:rPr>
-        <w:t>A solução tem dois programas, com papéis bem definidos:</w:t>
+        <w:t>A solução tem dois programas que trabalham juntos: um prepara os resultados e o outro os apresenta.</w:t>
       </w:r>
     </w:p>
-    <w:tbl>
-      <w:tblPr>
-        <w:tblStyle w:val="TableGrid"/>
-        <w:tblW w:type="auto" w:w="0"/>
-        <w:jc w:val="center"/>
-        <w:tblLook w:firstColumn="1" w:firstRow="1" w:lastColumn="0" w:lastRow="0" w:noHBand="0" w:noVBand="1" w:val="04A0"/>
-      </w:tblPr>
-      <w:tblGrid>
-        <w:gridCol w:w="3216"/>
-        <w:gridCol w:w="3216"/>
-        <w:gridCol w:w="3216"/>
-      </w:tblGrid>
-      <w:tr>
-        <w:tc>
-          <w:tcPr>
-            <w:tcW w:type="dxa" w:w="2160"/>
-            <w:shd w:val="clear" w:fill="1F2D5C"/>
-          </w:tcPr>
-          <w:p>
-            <w:pPr>
-              <w:spacing w:after="40" w:before="40"/>
-            </w:pPr>
-            <w:r/>
-            <w:r>
-              <w:rPr>
-                <w:b/>
-                <w:color w:val="FFFFFF"/>
-                <w:sz w:val="20"/>
-              </w:rPr>
-              <w:t>Programa</w:t>
-            </w:r>
-          </w:p>
-        </w:tc>
-        <w:tc>
-          <w:tcPr>
-            <w:tcW w:type="dxa" w:w="5760"/>
-            <w:shd w:val="clear" w:fill="1F2D5C"/>
-          </w:tcPr>
-          <w:p>
-            <w:pPr>
-              <w:spacing w:after="40" w:before="40"/>
-            </w:pPr>
-            <w:r/>
-            <w:r>
-              <w:rPr>
-                <w:b/>
-                <w:color w:val="FFFFFF"/>
-                <w:sz w:val="20"/>
-              </w:rPr>
-              <w:t>Para que serve</w:t>
-            </w:r>
-          </w:p>
-        </w:tc>
-        <w:tc>
-          <w:tcPr>
-            <w:tcW w:type="dxa" w:w="2448"/>
-            <w:shd w:val="clear" w:fill="1F2D5C"/>
-          </w:tcPr>
-          <w:p>
-            <w:pPr>
-              <w:spacing w:after="40" w:before="40"/>
-            </w:pPr>
-            <w:r/>
-            <w:r>
-              <w:rPr>
-                <w:b/>
-                <w:color w:val="FFFFFF"/>
-                <w:sz w:val="20"/>
-              </w:rPr>
-              <w:t>Quem usa</w:t>
-            </w:r>
-          </w:p>
-        </w:tc>
-      </w:tr>
-      <w:tr>
-        <w:tc>
-          <w:tcPr>
-            <w:tcW w:type="dxa" w:w="2160"/>
-          </w:tcPr>
-          <w:p>
-            <w:pPr>
-              <w:spacing w:after="40" w:before="40"/>
-            </w:pPr>
-            <w:r/>
-            <w:r>
-              <w:rPr>
-                <w:b w:val="0"/>
-                <w:sz w:val="20"/>
-              </w:rPr>
-              <w:t>O Processador</w:t>
-            </w:r>
-          </w:p>
-        </w:tc>
-        <w:tc>
-          <w:tcPr>
-            <w:tcW w:type="dxa" w:w="5760"/>
-          </w:tcPr>
-          <w:p>
-            <w:pPr>
-              <w:spacing w:after="40" w:before="40"/>
-            </w:pPr>
-            <w:r/>
-            <w:r>
-              <w:rPr>
-                <w:b w:val="0"/>
-                <w:sz w:val="20"/>
-              </w:rPr>
-              <w:t>Lê os arquivos, faz a comparação e prepara os resultados. É usado quando há bases novas para analisar.</w:t>
-            </w:r>
-          </w:p>
-        </w:tc>
-        <w:tc>
-          <w:tcPr>
-            <w:tcW w:type="dxa" w:w="2448"/>
-          </w:tcPr>
-          <w:p>
-            <w:pPr>
-              <w:spacing w:after="40" w:before="40"/>
-            </w:pPr>
-            <w:r/>
-            <w:r>
-              <w:rPr>
-                <w:b w:val="0"/>
-                <w:sz w:val="20"/>
-              </w:rPr>
-              <w:t>A pessoa responsável pelo processamento</w:t>
-            </w:r>
-          </w:p>
-        </w:tc>
-      </w:tr>
-      <w:tr>
-        <w:tc>
-          <w:tcPr>
-            <w:tcW w:type="dxa" w:w="2160"/>
-            <w:shd w:val="clear" w:fill="EAF1F4"/>
-          </w:tcPr>
-          <w:p>
-            <w:pPr>
-              <w:spacing w:after="40" w:before="40"/>
-            </w:pPr>
-            <w:r/>
-            <w:r>
-              <w:rPr>
-                <w:b w:val="0"/>
-                <w:sz w:val="20"/>
-              </w:rPr>
-              <w:t>O Painel</w:t>
-            </w:r>
-          </w:p>
-        </w:tc>
-        <w:tc>
-          <w:tcPr>
-            <w:tcW w:type="dxa" w:w="5760"/>
-            <w:shd w:val="clear" w:fill="EAF1F4"/>
-          </w:tcPr>
-          <w:p>
-            <w:pPr>
-              <w:spacing w:after="40" w:before="40"/>
-            </w:pPr>
-            <w:r/>
-            <w:r>
-              <w:rPr>
-                <w:b w:val="0"/>
-                <w:sz w:val="20"/>
-              </w:rPr>
-              <w:t>Mostra os resultados na tela e é onde o time acompanha e trata as pendências, no dia a dia.</w:t>
-            </w:r>
-          </w:p>
-        </w:tc>
-        <w:tc>
-          <w:tcPr>
-            <w:tcW w:type="dxa" w:w="2448"/>
-            <w:shd w:val="clear" w:fill="EAF1F4"/>
-          </w:tcPr>
-          <w:p>
-            <w:pPr>
-              <w:spacing w:after="40" w:before="40"/>
-            </w:pPr>
-            <w:r/>
-            <w:r>
-              <w:rPr>
-                <w:b w:val="0"/>
-                <w:sz w:val="20"/>
-              </w:rPr>
-              <w:t>Todas as pessoas do time</w:t>
-            </w:r>
-          </w:p>
-        </w:tc>
-      </w:tr>
-    </w:tbl>
-    <w:p/>
+    <w:p>
+      <w:pPr>
+        <w:pStyle w:val="Heading2"/>
+      </w:pPr>
+      <w:r>
+        <w:rPr>
+          <w:color w:val="16A085"/>
+          <w:sz w:val="26"/>
+        </w:rPr>
+        <w:t>3.1. O Processador</w:t>
+      </w:r>
+    </w:p>
+    <w:p>
+      <w:r>
+        <w:rPr>
+          <w:i w:val="0"/>
+          <w:sz w:val="21"/>
+        </w:rPr>
+        <w:t>É o motor da análise. Ele faz, de ponta a ponta:</w:t>
+      </w:r>
+    </w:p>
+    <w:p>
+      <w:pPr>
+        <w:pStyle w:val="ListBullet"/>
+      </w:pPr>
+      <w:r>
+        <w:rPr>
+          <w:sz w:val="21"/>
+        </w:rPr>
+        <w:t>lê os arquivos colocados na pasta de entrada (RH, matriz e extrato);</w:t>
+      </w:r>
+    </w:p>
+    <w:p>
+      <w:pPr>
+        <w:pStyle w:val="ListBullet"/>
+      </w:pPr>
+      <w:r>
+        <w:rPr>
+          <w:sz w:val="21"/>
+        </w:rPr>
+        <w:t>padroniza as informações (acerta maiúsculas, acentos, espaços, códigos) para comparar corretamente;</w:t>
+      </w:r>
+    </w:p>
+    <w:p>
+      <w:pPr>
+        <w:pStyle w:val="ListBullet"/>
+      </w:pPr>
+      <w:r>
+        <w:rPr>
+          <w:sz w:val="21"/>
+        </w:rPr>
+        <w:t>cruza o que cada pessoa acessa com o que o cargo prevê e gera a classificação (Aderente, Incluir, Alterar, Em Análise, Não Mapeado);</w:t>
+      </w:r>
+    </w:p>
+    <w:p>
+      <w:pPr>
+        <w:pStyle w:val="ListBullet"/>
+      </w:pPr>
+      <w:r>
+        <w:rPr>
+          <w:sz w:val="21"/>
+        </w:rPr>
+        <w:t>grava o resultado na base de dados compartilhada — é essa base que o Painel lê;</w:t>
+      </w:r>
+    </w:p>
+    <w:p>
+      <w:pPr>
+        <w:pStyle w:val="ListBullet"/>
+      </w:pPr>
+      <w:r>
+        <w:rPr>
+          <w:sz w:val="21"/>
+        </w:rPr>
+        <w:t>arquiva os arquivos já usados e registra um log de cada execução (e separa os que tiveram problema).</w:t>
+      </w:r>
+    </w:p>
+    <w:p>
+      <w:r>
+        <w:rPr>
+          <w:i w:val="0"/>
+          <w:sz w:val="21"/>
+        </w:rPr>
+        <w:t>Quando usar: sob demanda, sempre que chegarem bases novas. Quem usa: a pessoa responsável pelo processamento. Não precisa ficar aberto — roda, conclui e fecha.</w:t>
+      </w:r>
+    </w:p>
+    <w:p>
+      <w:pPr>
+        <w:pStyle w:val="Heading2"/>
+      </w:pPr>
+      <w:r>
+        <w:rPr>
+          <w:color w:val="16A085"/>
+          <w:sz w:val="26"/>
+        </w:rPr>
+        <w:t>3.2. O Painel</w:t>
+      </w:r>
+    </w:p>
+    <w:p>
+      <w:r>
+        <w:rPr>
+          <w:i w:val="0"/>
+          <w:sz w:val="21"/>
+        </w:rPr>
+        <w:t>É a tela de trabalho do dia a dia. Ele lê a base gerada pelo Processador e apresenta tudo de forma visual, no navegador, organizado em seis telas (detalhadas no item 6). No Painel o time:</w:t>
+      </w:r>
+    </w:p>
+    <w:p>
+      <w:pPr>
+        <w:pStyle w:val="ListBullet"/>
+      </w:pPr>
+      <w:r>
+        <w:rPr>
+          <w:sz w:val="21"/>
+        </w:rPr>
+        <w:t>consulta a situação de acesso de qualquer pessoa;</w:t>
+      </w:r>
+    </w:p>
+    <w:p>
+      <w:pPr>
+        <w:pStyle w:val="ListBullet"/>
+      </w:pPr>
+      <w:r>
+        <w:rPr>
+          <w:sz w:val="21"/>
+        </w:rPr>
+        <w:t>acompanha os indicadores e a evolução dos atendimentos;</w:t>
+      </w:r>
+    </w:p>
+    <w:p>
+      <w:pPr>
+        <w:pStyle w:val="ListBullet"/>
+      </w:pPr>
+      <w:r>
+        <w:rPr>
+          <w:sz w:val="21"/>
+        </w:rPr>
+        <w:t>trata as pendências: resolve (sob um chamado), coloca em quarentena e exporta para Excel.</w:t>
+      </w:r>
+    </w:p>
+    <w:p>
+      <w:r>
+        <w:rPr>
+          <w:i w:val="0"/>
+          <w:sz w:val="21"/>
+        </w:rPr>
+        <w:t>Quem usa: todo o time. Várias pessoas podem abrir ao mesmo tempo, cada uma no seu computador, vendo o mesmo cenário. Diferente do Processador, ele fica aberto enquanto a pessoa trabalha.</w:t>
+      </w:r>
+    </w:p>
+    <w:p>
+      <w:r>
+        <w:rPr>
+          <w:i/>
+          <w:color w:val="1F2D5C"/>
+          <w:sz w:val="21"/>
+        </w:rPr>
+        <w:t>Em resumo: o Processador gera os dados; o Painel mostra e trata. Quem só acompanha precisa apenas do Painel.</w:t>
+      </w:r>
+    </w:p>
     <w:p>
       <w:pPr>
         <w:pStyle w:val="Heading1"/>

--- a/ENTREGA/CVC_IAM_Analytics_Entrega_SYSTUR_v1.0.docx
+++ b/ENTREGA/CVC_IAM_Analytics_Entrega_SYSTUR_v1.0.docx
@@ -1088,7 +1088,7 @@
           <w:i w:val="0"/>
           <w:sz w:val="21"/>
         </w:rPr>
-        <w:t>Ao receber a solução, esta é a organização das pastas. No dia a dia você usa principalmente duas: a de entrada (onde você coloca os arquivos) e a de resultados (preenchida pela ferramenta).</w:t>
+        <w:t>Ao receber a solução, esta é a organização das pastas. No dia a dia você usa principalmente duas: a ENTRADA (onde você coloca os arquivos) e a DADOS (preenchida pela ferramenta com os resultados).</w:t>
       </w:r>
     </w:p>
     <w:p>
@@ -1102,7 +1102,7 @@
           <w:color w:val="1F2D5C"/>
           <w:sz w:val="18"/>
         </w:rPr>
-        <w:t>CVC IAM Analytics</w:t>
+        <w:t>CVC_IAM_ANALYTICS</w:t>
       </w:r>
       <w:r>
         <w:br/>
@@ -1135,7 +1135,7 @@
           <w:color w:val="1F2D5C"/>
           <w:sz w:val="18"/>
         </w:rPr>
-        <w:t>│     ├── RH .............. base de funcionários</w:t>
+        <w:t>│     ├── RH ............. base de funcionários</w:t>
       </w:r>
       <w:r>
         <w:br/>
@@ -1146,7 +1146,7 @@
           <w:color w:val="1F2D5C"/>
           <w:sz w:val="18"/>
         </w:rPr>
-        <w:t>│     ├── MATRIZES ........ matriz de perfil e mapeamento</w:t>
+        <w:t>│     ├── MATRIZES ....... Matriz de Perfil de Acesso e Mapeamento CCO/CSC</w:t>
       </w:r>
       <w:r>
         <w:br/>
@@ -1157,7 +1157,7 @@
           <w:color w:val="1F2D5C"/>
           <w:sz w:val="18"/>
         </w:rPr>
-        <w:t>│     └── SISTEMAS ........ extrato de acesso (SYSTUR)</w:t>
+        <w:t>│     └── SISTEMAS ....... extrato de acesso (SYSTUR)</w:t>
       </w:r>
       <w:r>
         <w:br/>
@@ -1179,7 +1179,7 @@
           <w:color w:val="1F2D5C"/>
           <w:sz w:val="18"/>
         </w:rPr>
-        <w:t>├── RESULTADOS  ← a ferramenta preenche sozinha</w:t>
+        <w:t>├── DADOS  ← a ferramenta preenche sozinha</w:t>
       </w:r>
       <w:r>
         <w:br/>
@@ -1190,7 +1190,51 @@
           <w:color w:val="1F2D5C"/>
           <w:sz w:val="18"/>
         </w:rPr>
-        <w:t>│     (base de dados, relatórios, arquivos já usados, registros)</w:t>
+        <w:t>│     ├── BANCO ......... a base de dados gerada</w:t>
+      </w:r>
+      <w:r>
+        <w:br/>
+      </w:r>
+      <w:r>
+        <w:rPr>
+          <w:rFonts w:ascii="Consolas" w:hAnsi="Consolas"/>
+          <w:color w:val="1F2D5C"/>
+          <w:sz w:val="18"/>
+        </w:rPr>
+        <w:t>│     ├── SAIDAS ........ relatórios</w:t>
+      </w:r>
+      <w:r>
+        <w:br/>
+      </w:r>
+      <w:r>
+        <w:rPr>
+          <w:rFonts w:ascii="Consolas" w:hAnsi="Consolas"/>
+          <w:color w:val="1F2D5C"/>
+          <w:sz w:val="18"/>
+        </w:rPr>
+        <w:t>│     ├── PROCESSADOS ... arquivos já usados</w:t>
+      </w:r>
+      <w:r>
+        <w:br/>
+      </w:r>
+      <w:r>
+        <w:rPr>
+          <w:rFonts w:ascii="Consolas" w:hAnsi="Consolas"/>
+          <w:color w:val="1F2D5C"/>
+          <w:sz w:val="18"/>
+        </w:rPr>
+        <w:t>│     ├── ERROS ......... arquivos com problema</w:t>
+      </w:r>
+      <w:r>
+        <w:br/>
+      </w:r>
+      <w:r>
+        <w:rPr>
+          <w:rFonts w:ascii="Consolas" w:hAnsi="Consolas"/>
+          <w:color w:val="1F2D5C"/>
+          <w:sz w:val="18"/>
+        </w:rPr>
+        <w:t>│     └── LOGS .......... registros de cada execução</w:t>
       </w:r>
       <w:r>
         <w:br/>
@@ -1212,7 +1256,29 @@
           <w:color w:val="1F2D5C"/>
           <w:sz w:val="18"/>
         </w:rPr>
-        <w:t>└── PROGRAMAS  ← o Processador e o Painel</w:t>
+        <w:t>├── EXECUTAVEIS  ← os programas (Processador e Painel)</w:t>
+      </w:r>
+      <w:r>
+        <w:br/>
+      </w:r>
+      <w:r>
+        <w:rPr>
+          <w:rFonts w:ascii="Consolas" w:hAnsi="Consolas"/>
+          <w:color w:val="1F2D5C"/>
+          <w:sz w:val="18"/>
+        </w:rPr>
+        <w:t>│</w:t>
+      </w:r>
+      <w:r>
+        <w:br/>
+      </w:r>
+      <w:r>
+        <w:rPr>
+          <w:rFonts w:ascii="Consolas" w:hAnsi="Consolas"/>
+          <w:color w:val="1F2D5C"/>
+          <w:sz w:val="18"/>
+        </w:rPr>
+        <w:t>└── INTERACOES  ← ações dos usuários (preenchida automaticamente)</w:t>
       </w:r>
     </w:p>
     <w:p>
@@ -1222,7 +1288,7 @@
           <w:color w:val="5A6377"/>
           <w:sz w:val="21"/>
         </w:rPr>
-        <w:t>Observação: os nomes das subpastas que aparecem ao abrir a solução estão em letras maiúsculas (ENTRADA, RH, MATRIZES, SISTEMAS). É só seguir esses nomes ao guardar cada arquivo.</w:t>
+        <w:t>Observação: as pastas aparecem com os nomes em maiúsculas exatamente assim (ENTRADA, DADOS, EXECUTAVEIS, INTERACOES). É só seguir esses nomes ao guardar cada arquivo.</w:t>
       </w:r>
     </w:p>
     <w:p>

--- a/ENTREGA/CVC_IAM_Analytics_Entrega_SYSTUR_v1.0.docx
+++ b/ENTREGA/CVC_IAM_Analytics_Entrega_SYSTUR_v1.0.docx
@@ -897,7 +897,7 @@
         <w:rPr>
           <w:sz w:val="21"/>
         </w:rPr>
-        <w:t>grava o resultado na base de dados compartilhada — é essa base que o Painel lê;</w:t>
+        <w:t>grava o resultado na base de dados compartilhada — é essa base que o Visualizador lê;</w:t>
       </w:r>
     </w:p>
     <w:p>
@@ -929,7 +929,7 @@
           <w:color w:val="16A085"/>
           <w:sz w:val="26"/>
         </w:rPr>
-        <w:t>3.2. O Painel</w:t>
+        <w:t>3.2. O Visualizador (Painel)</w:t>
       </w:r>
     </w:p>
     <w:p>
@@ -938,7 +938,7 @@
           <w:i w:val="0"/>
           <w:sz w:val="21"/>
         </w:rPr>
-        <w:t>É a tela de trabalho do dia a dia. Ele lê a base gerada pelo Processador e apresenta tudo de forma visual, no navegador, organizado em seis telas (detalhadas no item 6). No Painel o time:</w:t>
+        <w:t>É o programa do dia a dia. O Visualizador lê a base gerada pelo Processador e abre o painel no navegador — a parte visual, organizada em seis telas (detalhadas no item 6). No painel, o time:</w:t>
       </w:r>
     </w:p>
     <w:p>
@@ -990,7 +990,7 @@
           <w:color w:val="1F2D5C"/>
           <w:sz w:val="21"/>
         </w:rPr>
-        <w:t>Em resumo: o Processador gera os dados; o Painel mostra e trata. Quem só acompanha precisa apenas do Painel.</w:t>
+        <w:t>Em resumo: o Processador gera os dados; o Visualizador mostra e trata. Quem só acompanha precisa apenas do Visualizador.</w:t>
       </w:r>
     </w:p>
     <w:p>
@@ -1033,7 +1033,7 @@
         <w:rPr>
           <w:sz w:val="21"/>
         </w:rPr>
-        <w:t>cada pessoa abre o Painel no seu próprio computador e enxerga o mesmo cenário.</w:t>
+        <w:t>cada pessoa abre o Visualizador no seu próprio computador e enxerga o mesmo cenário.</w:t>
       </w:r>
     </w:p>
     <w:p>
@@ -1256,7 +1256,7 @@
           <w:color w:val="1F2D5C"/>
           <w:sz w:val="18"/>
         </w:rPr>
-        <w:t>├── EXECUTAVEIS  ← os programas (Processador e Painel)</w:t>
+        <w:t>├── EXECUTAVEIS  ← os programas (Processador e Visualizador)</w:t>
       </w:r>
       <w:r>
         <w:br/>
@@ -1679,7 +1679,7 @@
         <w:rPr>
           <w:sz w:val="21"/>
         </w:rPr>
-        <w:t>Copiar a pasta de programas para uma pasta no seu próprio computador e usar a partir dela. Isso vale tanto para quem vai processar quanto para quem só vai acompanhar o Painel.</w:t>
+        <w:t>Copiar a pasta de programas para uma pasta no seu próprio computador e usar a partir dela. Isso vale tanto para quem vai processar quanto para quem só vai acompanhar pelo Visualizador.</w:t>
       </w:r>
     </w:p>
     <w:p>
@@ -1721,13 +1721,13 @@
           <w:color w:val="1F2D5C"/>
           <w:sz w:val="21"/>
         </w:rPr>
-        <w:t xml:space="preserve">Passo 5 — Abrir o Painel (cada pessoa). </w:t>
+        <w:t xml:space="preserve">Passo 5 — Abrir o Visualizador (cada pessoa). </w:t>
       </w:r>
       <w:r>
         <w:rPr>
           <w:sz w:val="21"/>
         </w:rPr>
-        <w:t>Abrir o Painel a partir da sua cópia. Ele abre sozinho no navegador, já com os resultados. A partir daí, é só acompanhar e tratar as pendências pelas telas (item 6).</w:t>
+        <w:t>Abrir o Visualizador a partir da sua cópia. Ele abre o painel sozinho no navegador, já com os resultados. A partir daí, é só acompanhar e tratar as pendências pelas telas (item 6).</w:t>
       </w:r>
     </w:p>
     <w:p>

--- a/ENTREGA/CVC_IAM_Analytics_Entrega_SYSTUR_v1.0.docx
+++ b/ENTREGA/CVC_IAM_Analytics_Entrega_SYSTUR_v1.0.docx
@@ -1647,7 +1647,7 @@
           <w:color w:val="1F2D5C"/>
           <w:sz w:val="21"/>
         </w:rPr>
-        <w:t>Importante: os programas funcionam no computador de cada pessoa, e não "na rede". O lugar compartilhado serve apenas para guardar os dados, que todos enxergam.</w:t>
+        <w:t>Importante: a solução já estará instalada na pasta compartilhada da empresa (instalação única, feita pela TI). Os programas, porém, NÃO rodam de lá — cada pessoa copia a pasta EXECUTAVEIS para o seu próprio computador e roda a partir dela. A pasta compartilhada guarda apenas os dados, que todos enxergam.</w:t>
       </w:r>
     </w:p>
     <w:p>
@@ -1657,13 +1657,13 @@
           <w:color w:val="1F2D5C"/>
           <w:sz w:val="21"/>
         </w:rPr>
-        <w:t xml:space="preserve">Passo 1 — Preparar o espaço compartilhado (uma vez). </w:t>
+        <w:t xml:space="preserve">Passo 1 — Copiar os programas para o seu computador (cada pessoa). </w:t>
       </w:r>
       <w:r>
         <w:rPr>
           <w:sz w:val="21"/>
         </w:rPr>
-        <w:t>Copiar a pasta da solução para o lugar compartilhado da empresa (a área de pastas que o time acessa). A base começa vazia.</w:t>
+        <w:t>Na pasta compartilhada, copie a pasta EXECUTAVEIS para uma pasta no seu computador (por exemplo, em C:\CVC) e use a partir dela. Vale tanto para quem vai processar quanto para quem só vai acompanhar.</w:t>
       </w:r>
     </w:p>
     <w:p>
@@ -1673,13 +1673,13 @@
           <w:color w:val="1F2D5C"/>
           <w:sz w:val="21"/>
         </w:rPr>
-        <w:t xml:space="preserve">Passo 2 — Levar os programas para o seu computador (cada pessoa). </w:t>
+        <w:t xml:space="preserve">Passo 2 — Colocar os arquivos (pessoa responsável). </w:t>
       </w:r>
       <w:r>
         <w:rPr>
           <w:sz w:val="21"/>
         </w:rPr>
-        <w:t>Copiar a pasta de programas para uma pasta no seu próprio computador e usar a partir dela. Isso vale tanto para quem vai processar quanto para quem só vai acompanhar pelo Visualizador.</w:t>
+        <w:t>Guardar os quatro arquivos nas pastas da ENTRADA, na pasta compartilhada, conforme o item 5.2.</w:t>
       </w:r>
     </w:p>
     <w:p>
@@ -1689,13 +1689,13 @@
           <w:color w:val="1F2D5C"/>
           <w:sz w:val="21"/>
         </w:rPr>
-        <w:t xml:space="preserve">Passo 3 — Colocar os arquivos. </w:t>
+        <w:t xml:space="preserve">Passo 3 — Processar (pessoa responsável). </w:t>
       </w:r>
       <w:r>
         <w:rPr>
           <w:sz w:val="21"/>
         </w:rPr>
-        <w:t>Guardar os quatro arquivos nas pastas indicadas no item 5.2.</w:t>
+        <w:t>Abrir o Processador a partir da sua cópia. Ele compara tudo e grava os resultados na base compartilhada; arquiva os arquivos usados e separa os que tiverem problema para conferência.</w:t>
       </w:r>
     </w:p>
     <w:p>
@@ -1705,13 +1705,13 @@
           <w:color w:val="1F2D5C"/>
           <w:sz w:val="21"/>
         </w:rPr>
-        <w:t xml:space="preserve">Passo 4 — Processar (pessoa responsável). </w:t>
+        <w:t xml:space="preserve">Passo 4 — Abrir o Visualizador (cada pessoa). </w:t>
       </w:r>
       <w:r>
         <w:rPr>
           <w:sz w:val="21"/>
         </w:rPr>
-        <w:t>Abrir o Processador a partir da sua cópia. Ele compara tudo e prepara os resultados. Os arquivos usados são arquivados automaticamente; se algum arquivo tiver problema, ele é separado para conferência.</w:t>
+        <w:t>Abrir o Visualizador a partir da sua cópia. Ele abre o painel no navegador, já com os resultados. A partir daí, é só acompanhar e tratar as pendências pelas telas (item 6).</w:t>
       </w:r>
     </w:p>
     <w:p>
@@ -1721,29 +1721,13 @@
           <w:color w:val="1F2D5C"/>
           <w:sz w:val="21"/>
         </w:rPr>
-        <w:t xml:space="preserve">Passo 5 — Abrir o Visualizador (cada pessoa). </w:t>
+        <w:t xml:space="preserve">Passo 5 — Atualizar o cenário. </w:t>
       </w:r>
       <w:r>
         <w:rPr>
           <w:sz w:val="21"/>
         </w:rPr>
-        <w:t>Abrir o Visualizador a partir da sua cópia. Ele abre o painel sozinho no navegador, já com os resultados. A partir daí, é só acompanhar e tratar as pendências pelas telas (item 6).</w:t>
-      </w:r>
-    </w:p>
-    <w:p>
-      <w:r>
-        <w:rPr>
-          <w:b/>
-          <w:color w:val="1F2D5C"/>
-          <w:sz w:val="21"/>
-        </w:rPr>
-        <w:t xml:space="preserve">Passo 6 — Atualizar o cenário. </w:t>
-      </w:r>
-      <w:r>
-        <w:rPr>
-          <w:sz w:val="21"/>
-        </w:rPr>
-        <w:t>Sempre que chegarem bases novas, repetir os passos 3 e 4 (colocar os arquivos e processar). Mexer apenas no Painel não exige processar de novo.</w:t>
+        <w:t>Sempre que chegarem bases novas, repetir os passos 2 e 3 (colocar os arquivos e processar). Mexer apenas no painel não exige processar de novo.</w:t>
       </w:r>
     </w:p>
     <w:p>

--- a/ENTREGA/CVC_IAM_Analytics_Entrega_SYSTUR_v1.0.docx
+++ b/ENTREGA/CVC_IAM_Analytics_Entrega_SYSTUR_v1.0.docx
@@ -1812,7 +1812,22 @@
           <w:i w:val="0"/>
           <w:sz w:val="21"/>
         </w:rPr>
-        <w:t>O Painel tem seis telas. Abaixo, o que cada uma mostra e como usar. As imagens são ilustrativas, com dados reais do ambiente.</w:t>
+        <w:t>O Painel tem seis telas. Abaixo, o que cada uma mostra, o que dá para fazer e como usar. As imagens são ilustrativas, com dados reais do ambiente.</w:t>
+      </w:r>
+    </w:p>
+    <w:p>
+      <w:r>
+        <w:rPr>
+          <w:i/>
+          <w:color w:val="5A6377"/>
+          <w:sz w:val="21"/>
+        </w:rPr>
+        <w:t>Em todas as listas você pode: buscar por texto, filtrar por qualquer coluna (clicando no título da coluna), ordenar, escolher quantos itens ver por página e exportar para Excel — e a exportação sai igual ao que está na tela, respeitando os filtros aplicados.</w:t>
+      </w:r>
+    </w:p>
+    <w:p>
+      <w:r>
+        <w:br w:type="page"/>
       </w:r>
     </w:p>
     <w:p>
@@ -1833,7 +1848,72 @@
           <w:i w:val="0"/>
           <w:sz w:val="21"/>
         </w:rPr>
-        <w:t>Resumo do dia a dia: quantas pessoas há em cada classificação, a evolução dos atendimentos (identificados, resolvidos e regularizados) e o tempo de tratamento. Use para enxergar o todo e priorizar o trabalho.</w:t>
+        <w:t>É o resumo gerencial do dia a dia. Não tem ações — é uma tela de leitura para enxergar o todo e priorizar.</w:t>
+      </w:r>
+    </w:p>
+    <w:p>
+      <w:r>
+        <w:rPr>
+          <w:b/>
+          <w:color w:val="1F2D5C"/>
+          <w:sz w:val="21"/>
+        </w:rPr>
+        <w:t>Mostra:</w:t>
+      </w:r>
+    </w:p>
+    <w:p>
+      <w:pPr>
+        <w:pStyle w:val="ListBullet"/>
+      </w:pPr>
+      <w:r>
+        <w:rPr>
+          <w:sz w:val="21"/>
+        </w:rPr>
+        <w:t>quantas pessoas há em cada classificação (Incluir, Alterar, Em Análise, Não Mapeado, Aderente);</w:t>
+      </w:r>
+    </w:p>
+    <w:p>
+      <w:pPr>
+        <w:pStyle w:val="ListBullet"/>
+      </w:pPr>
+      <w:r>
+        <w:rPr>
+          <w:sz w:val="21"/>
+        </w:rPr>
+        <w:t>a evolução dos atendimentos nos últimos 30 dias: identificados, resolvidos e regularizados;</w:t>
+      </w:r>
+    </w:p>
+    <w:p>
+      <w:pPr>
+        <w:pStyle w:val="ListBullet"/>
+      </w:pPr>
+      <w:r>
+        <w:rPr>
+          <w:sz w:val="21"/>
+        </w:rPr>
+        <w:t>o tempo de tratamento do ciclo (Pendência → Resolvido → Aderente);</w:t>
+      </w:r>
+    </w:p>
+    <w:p>
+      <w:pPr>
+        <w:pStyle w:val="ListBullet"/>
+      </w:pPr>
+      <w:r>
+        <w:rPr>
+          <w:sz w:val="21"/>
+        </w:rPr>
+        <w:t>a distribuição das pendências por tipo e por sistema;</w:t>
+      </w:r>
+    </w:p>
+    <w:p>
+      <w:pPr>
+        <w:pStyle w:val="ListBullet"/>
+      </w:pPr>
+      <w:r>
+        <w:rPr>
+          <w:sz w:val="21"/>
+        </w:rPr>
+        <w:t>o tempo que as pendências estão abertas (aging) e a movimentação de RH.</w:t>
       </w:r>
     </w:p>
     <w:p>
@@ -1877,6 +1957,11 @@
       </w:r>
     </w:p>
     <w:p>
+      <w:r>
+        <w:br w:type="page"/>
+      </w:r>
+    </w:p>
+    <w:p>
       <w:pPr>
         <w:pStyle w:val="Heading2"/>
       </w:pPr>
@@ -1894,7 +1979,61 @@
           <w:i w:val="0"/>
           <w:sz w:val="21"/>
         </w:rPr>
-        <w:t>Busca por pessoa — por nome, matrícula, login ou CPF. Use para ver a situação completa de acessos e pendências de alguém específico, com atalhos para as outras telas.</w:t>
+        <w:t>Para investigar uma pessoa específica e ver a situação completa dela.</w:t>
+      </w:r>
+    </w:p>
+    <w:p>
+      <w:r>
+        <w:rPr>
+          <w:b/>
+          <w:color w:val="1F2D5C"/>
+          <w:sz w:val="21"/>
+        </w:rPr>
+        <w:t>Você pode:</w:t>
+      </w:r>
+    </w:p>
+    <w:p>
+      <w:pPr>
+        <w:pStyle w:val="ListBullet"/>
+      </w:pPr>
+      <w:r>
+        <w:rPr>
+          <w:sz w:val="21"/>
+        </w:rPr>
+        <w:t>buscar por nome, matrícula, login, CPF ou e-mail;</w:t>
+      </w:r>
+    </w:p>
+    <w:p>
+      <w:pPr>
+        <w:pStyle w:val="ListBullet"/>
+      </w:pPr>
+      <w:r>
+        <w:rPr>
+          <w:sz w:val="21"/>
+        </w:rPr>
+        <w:t>expandir a pessoa para ver todos os acessos e pendências dela;</w:t>
+      </w:r>
+    </w:p>
+    <w:p>
+      <w:pPr>
+        <w:pStyle w:val="ListBullet"/>
+      </w:pPr>
+      <w:r>
+        <w:rPr>
+          <w:sz w:val="21"/>
+        </w:rPr>
+        <w:t>abrir um painel lateral com os detalhes;</w:t>
+      </w:r>
+    </w:p>
+    <w:p>
+      <w:pPr>
+        <w:pStyle w:val="ListBullet"/>
+      </w:pPr>
+      <w:r>
+        <w:rPr>
+          <w:sz w:val="21"/>
+        </w:rPr>
+        <w:t>saltar direto para as telas de Pendências, Histórico ou Aderentes daquela pessoa, pelos atalhos.</w:t>
       </w:r>
     </w:p>
     <w:p>
@@ -1938,6 +2077,11 @@
       </w:r>
     </w:p>
     <w:p>
+      <w:r>
+        <w:br w:type="page"/>
+      </w:r>
+    </w:p>
+    <w:p>
       <w:pPr>
         <w:pStyle w:val="Heading2"/>
       </w:pPr>
@@ -1955,7 +2099,72 @@
           <w:i w:val="0"/>
           <w:sz w:val="21"/>
         </w:rPr>
-        <w:t>A lista de trabalho: por pessoa, o que precisa ser incluído, alterado ou analisado. Use para tratar caso a caso; permite filtrar, agrupar e exportar para Excel.</w:t>
+        <w:t>É a lista de trabalho — por pessoa, o que precisa ser incluído, alterado ou analisado. É aqui que o tratamento acontece.</w:t>
+      </w:r>
+    </w:p>
+    <w:p>
+      <w:r>
+        <w:rPr>
+          <w:b/>
+          <w:color w:val="1F2D5C"/>
+          <w:sz w:val="21"/>
+        </w:rPr>
+        <w:t>Você pode:</w:t>
+      </w:r>
+    </w:p>
+    <w:p>
+      <w:pPr>
+        <w:pStyle w:val="ListBullet"/>
+      </w:pPr>
+      <w:r>
+        <w:rPr>
+          <w:sz w:val="21"/>
+        </w:rPr>
+        <w:t>filtrar por qualquer coluna (vínculo, departamento, status, tipo…) e por período;</w:t>
+      </w:r>
+    </w:p>
+    <w:p>
+      <w:pPr>
+        <w:pStyle w:val="ListBullet"/>
+      </w:pPr>
+      <w:r>
+        <w:rPr>
+          <w:sz w:val="21"/>
+        </w:rPr>
+        <w:t>agrupar por pessoa e expandir/recolher os acessos (botão +/−);</w:t>
+      </w:r>
+    </w:p>
+    <w:p>
+      <w:pPr>
+        <w:pStyle w:val="ListBullet"/>
+      </w:pPr>
+      <w:r>
+        <w:rPr>
+          <w:sz w:val="21"/>
+        </w:rPr>
+        <w:t>resolver uma pendência, informando o chamado e uma descrição;</w:t>
+      </w:r>
+    </w:p>
+    <w:p>
+      <w:pPr>
+        <w:pStyle w:val="ListBullet"/>
+      </w:pPr>
+      <w:r>
+        <w:rPr>
+          <w:sz w:val="21"/>
+        </w:rPr>
+        <w:t>enviar um acesso para quarentena (observação por prazo);</w:t>
+      </w:r>
+    </w:p>
+    <w:p>
+      <w:pPr>
+        <w:pStyle w:val="ListBullet"/>
+      </w:pPr>
+      <w:r>
+        <w:rPr>
+          <w:sz w:val="21"/>
+        </w:rPr>
+        <w:t>salvar filtros favoritos para reusar; exportar para Excel igual à tela.</w:t>
       </w:r>
     </w:p>
     <w:p>
@@ -1999,6 +2208,11 @@
       </w:r>
     </w:p>
     <w:p>
+      <w:r>
+        <w:br w:type="page"/>
+      </w:r>
+    </w:p>
+    <w:p>
       <w:pPr>
         <w:pStyle w:val="Heading2"/>
       </w:pPr>
@@ -2016,7 +2230,50 @@
           <w:i w:val="0"/>
           <w:sz w:val="21"/>
         </w:rPr>
-        <w:t>As pessoas que já estão com os acessos corretos, com o histórico de datas e o tempo que levou para regularizar. Use para conferir o que já foi resolvido.</w:t>
+        <w:t>As pessoas que já estão com os acessos corretos (conformes). Use para conferir o que já foi resolvido.</w:t>
+      </w:r>
+    </w:p>
+    <w:p>
+      <w:r>
+        <w:rPr>
+          <w:b/>
+          <w:color w:val="1F2D5C"/>
+          <w:sz w:val="21"/>
+        </w:rPr>
+        <w:t>Mostra / você pode:</w:t>
+      </w:r>
+    </w:p>
+    <w:p>
+      <w:pPr>
+        <w:pStyle w:val="ListBullet"/>
+      </w:pPr>
+      <w:r>
+        <w:rPr>
+          <w:sz w:val="21"/>
+        </w:rPr>
+        <w:t>a trilha de datas do ciclo (quando virou pendência, quando foi resolvido, quando ficou aderente) e o tempo total até regularizar;</w:t>
+      </w:r>
+    </w:p>
+    <w:p>
+      <w:pPr>
+        <w:pStyle w:val="ListBullet"/>
+      </w:pPr>
+      <w:r>
+        <w:rPr>
+          <w:sz w:val="21"/>
+        </w:rPr>
+        <w:t>buscar e filtrar por coluna (cargo, sistema, perfil…);</w:t>
+      </w:r>
+    </w:p>
+    <w:p>
+      <w:pPr>
+        <w:pStyle w:val="ListBullet"/>
+      </w:pPr>
+      <w:r>
+        <w:rPr>
+          <w:sz w:val="21"/>
+        </w:rPr>
+        <w:t>exportar a lista para Excel.</w:t>
       </w:r>
     </w:p>
     <w:p>
@@ -2060,6 +2317,11 @@
       </w:r>
     </w:p>
     <w:p>
+      <w:r>
+        <w:br w:type="page"/>
+      </w:r>
+    </w:p>
+    <w:p>
       <w:pPr>
         <w:pStyle w:val="Heading2"/>
       </w:pPr>
@@ -2077,7 +2339,50 @@
           <w:i w:val="0"/>
           <w:sz w:val="21"/>
         </w:rPr>
-        <w:t>A trilha do que aconteceu — admissões, mudanças de cargo/área e a evolução de cada acesso ao longo do tempo. Use como evidência para auditoria.</w:t>
+        <w:t>A trilha do que aconteceu ao longo do tempo. Serve como evidência para auditoria.</w:t>
+      </w:r>
+    </w:p>
+    <w:p>
+      <w:r>
+        <w:rPr>
+          <w:b/>
+          <w:color w:val="1F2D5C"/>
+          <w:sz w:val="21"/>
+        </w:rPr>
+        <w:t>Mostra / você pode:</w:t>
+      </w:r>
+    </w:p>
+    <w:p>
+      <w:pPr>
+        <w:pStyle w:val="ListBullet"/>
+      </w:pPr>
+      <w:r>
+        <w:rPr>
+          <w:sz w:val="21"/>
+        </w:rPr>
+        <w:t>admissões, mudanças de cargo/área e a evolução de cada acesso (pendência → resolvido → aderente);</w:t>
+      </w:r>
+    </w:p>
+    <w:p>
+      <w:pPr>
+        <w:pStyle w:val="ListBullet"/>
+      </w:pPr>
+      <w:r>
+        <w:rPr>
+          <w:sz w:val="21"/>
+        </w:rPr>
+        <w:t>filtrar por período e buscar por matrícula ou nome;</w:t>
+      </w:r>
+    </w:p>
+    <w:p>
+      <w:pPr>
+        <w:pStyle w:val="ListBullet"/>
+      </w:pPr>
+      <w:r>
+        <w:rPr>
+          <w:sz w:val="21"/>
+        </w:rPr>
+        <w:t>expandir cada pessoa para ver a sequência completa; exportar para Excel.</w:t>
       </w:r>
     </w:p>
     <w:p>
@@ -2121,6 +2426,11 @@
       </w:r>
     </w:p>
     <w:p>
+      <w:r>
+        <w:br w:type="page"/>
+      </w:r>
+    </w:p>
+    <w:p>
       <w:pPr>
         <w:pStyle w:val="Heading2"/>
       </w:pPr>
@@ -2139,6 +2449,49 @@
           <w:sz w:val="21"/>
         </w:rPr>
         <w:t>Acessos colocados em observação por um prazo, antes de uma decisão definitiva. Use quando precisar de um tempo para avaliar antes de agir.</w:t>
+      </w:r>
+    </w:p>
+    <w:p>
+      <w:r>
+        <w:rPr>
+          <w:b/>
+          <w:color w:val="1F2D5C"/>
+          <w:sz w:val="21"/>
+        </w:rPr>
+        <w:t>Você pode:</w:t>
+      </w:r>
+    </w:p>
+    <w:p>
+      <w:pPr>
+        <w:pStyle w:val="ListBullet"/>
+      </w:pPr>
+      <w:r>
+        <w:rPr>
+          <w:sz w:val="21"/>
+        </w:rPr>
+        <w:t>ver as quarentenas ativas, com os dias restantes de cada uma;</w:t>
+      </w:r>
+    </w:p>
+    <w:p>
+      <w:pPr>
+        <w:pStyle w:val="ListBullet"/>
+      </w:pPr>
+      <w:r>
+        <w:rPr>
+          <w:sz w:val="21"/>
+        </w:rPr>
+        <w:t>consultar o histórico de quarentenas já encerradas;</w:t>
+      </w:r>
+    </w:p>
+    <w:p>
+      <w:pPr>
+        <w:pStyle w:val="ListBullet"/>
+      </w:pPr>
+      <w:r>
+        <w:rPr>
+          <w:sz w:val="21"/>
+        </w:rPr>
+        <w:t>filtrar e exportar para Excel.</w:t>
       </w:r>
     </w:p>
     <w:p>
